--- a/Fase 2/Evidencias Grupales/2.6_GuiaEstudiante_Fase 2_Informe Final Proyecto APT.docx
+++ b/Fase 2/Evidencias Grupales/2.6_GuiaEstudiante_Fase 2_Informe Final Proyecto APT.docx
@@ -1,6 +1,6 @@
 
 <file path=word/document.xml><?xml version="1.0" encoding="utf-8"?>
-<w:document xmlns:wpc="http://schemas.microsoft.com/office/word/2010/wordprocessingCanvas" xmlns:cx="http://schemas.microsoft.com/office/drawing/2014/chartex" xmlns:mc="http://schemas.openxmlformats.org/markup-compatibility/2006" xmlns:o="urn:schemas-microsoft-com:office:office" xmlns:r="http://schemas.openxmlformats.org/officeDocument/2006/relationships" xmlns:m="http://schemas.openxmlformats.org/officeDocument/2006/math" xmlns:v="urn:schemas-microsoft-com:vml" xmlns:wp14="http://schemas.microsoft.com/office/word/2010/wordprocessingDrawing" xmlns:wp="http://schemas.openxmlformats.org/drawingml/2006/wordprocessingDrawing" xmlns:w10="urn:schemas-microsoft-com:office:word" xmlns:w="http://schemas.openxmlformats.org/wordprocessingml/2006/main" xmlns:w14="http://schemas.microsoft.com/office/word/2010/wordml" xmlns:w15="http://schemas.microsoft.com/office/word/2012/wordml" xmlns:w16se="http://schemas.microsoft.com/office/word/2015/wordml/symex" xmlns:wpg="http://schemas.microsoft.com/office/word/2010/wordprocessingGroup" xmlns:wpi="http://schemas.microsoft.com/office/word/2010/wordprocessingInk" xmlns:wne="http://schemas.microsoft.com/office/word/2006/wordml" xmlns:wps="http://schemas.microsoft.com/office/word/2010/wordprocessingShape" mc:Ignorable="w14 w15 w16se wp14">
+<w:document xmlns:wpc="http://schemas.microsoft.com/office/word/2010/wordprocessingCanvas" xmlns:cx="http://schemas.microsoft.com/office/drawing/2014/chartex" xmlns:cx1="http://schemas.microsoft.com/office/drawing/2015/9/8/chartex" xmlns:cx2="http://schemas.microsoft.com/office/drawing/2015/10/21/chartex" xmlns:cx3="http://schemas.microsoft.com/office/drawing/2016/5/9/chartex" xmlns:cx4="http://schemas.microsoft.com/office/drawing/2016/5/10/chartex" xmlns:cx5="http://schemas.microsoft.com/office/drawing/2016/5/11/chartex" xmlns:cx6="http://schemas.microsoft.com/office/drawing/2016/5/12/chartex" xmlns:cx7="http://schemas.microsoft.com/office/drawing/2016/5/13/chartex" xmlns:cx8="http://schemas.microsoft.com/office/drawing/2016/5/14/chartex" xmlns:mc="http://schemas.openxmlformats.org/markup-compatibility/2006" xmlns:aink="http://schemas.microsoft.com/office/drawing/2016/ink" xmlns:am3d="http://schemas.microsoft.com/office/drawing/2017/model3d" xmlns:o="urn:schemas-microsoft-com:office:office" xmlns:oel="http://schemas.microsoft.com/office/2019/extlst" xmlns:r="http://schemas.openxmlformats.org/officeDocument/2006/relationships" xmlns:m="http://schemas.openxmlformats.org/officeDocument/2006/math" xmlns:v="urn:schemas-microsoft-com:vml" xmlns:wp14="http://schemas.microsoft.com/office/word/2010/wordprocessingDrawing" xmlns:wp="http://schemas.openxmlformats.org/drawingml/2006/wordprocessingDrawing" xmlns:w10="urn:schemas-microsoft-com:office:word" xmlns:w="http://schemas.openxmlformats.org/wordprocessingml/2006/main" xmlns:w14="http://schemas.microsoft.com/office/word/2010/wordml" xmlns:w15="http://schemas.microsoft.com/office/word/2012/wordml" xmlns:w16cex="http://schemas.microsoft.com/office/word/2018/wordml/cex" xmlns:w16cid="http://schemas.microsoft.com/office/word/2016/wordml/cid" xmlns:w16="http://schemas.microsoft.com/office/word/2018/wordml" xmlns:w16du="http://schemas.microsoft.com/office/word/2023/wordml/word16du" xmlns:w16sdtdh="http://schemas.microsoft.com/office/word/2020/wordml/sdtdatahash" xmlns:w16sdtfl="http://schemas.microsoft.com/office/word/2024/wordml/sdtformatlock" xmlns:w16se="http://schemas.microsoft.com/office/word/2015/wordml/symex" xmlns:wpg="http://schemas.microsoft.com/office/word/2010/wordprocessingGroup" xmlns:wpi="http://schemas.microsoft.com/office/word/2010/wordprocessingInk" xmlns:wne="http://schemas.microsoft.com/office/word/2006/wordml" xmlns:wps="http://schemas.microsoft.com/office/word/2010/wordprocessingShape" mc:Ignorable="w14 w15 w16se w16cid w16 w16cex w16sdtdh w16sdtfl w16du wp14">
   <w:body>
     <w:p>
       <w:r>
@@ -174,8 +174,6 @@
                                 </w:rPr>
                                 <w:t>Capstone</w:t>
                               </w:r>
-                              <w:bookmarkStart w:id="0" w:name="_GoBack"/>
-                              <w:bookmarkEnd w:id="0"/>
                             </w:p>
                           </w:txbxContent>
                         </wps:txbx>
@@ -240,7 +238,7 @@
           </mc:Choice>
           <mc:Fallback>
             <w:pict>
-              <v:group w14:anchorId="7466F1C2" id="Grupo 53" o:spid="_x0000_s1026" style="position:absolute;margin-left:-24.7pt;margin-top:3pt;width:491.25pt;height:123pt;z-index:251659264;mso-position-horizontal-relative:margin;mso-width-relative:margin;mso-height-relative:margin" coordsize="59912,15621" o:gfxdata="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">
+              <v:group w14:anchorId="7466F1C2" id="Grupo 53" o:spid="_x0000_s1026" style="position:absolute;margin-left:-24.7pt;margin-top:3pt;width:491.25pt;height:123pt;z-index:251659264;mso-position-horizontal-relative:margin;mso-width-relative:margin;mso-height-relative:margin" coordsize="59912,15621" o:gfxdata="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">
                 <v:shapetype id="_x0000_t202" coordsize="21600,21600" o:spt="202" path="m,l,21600r21600,l21600,xe">
                   <v:stroke joinstyle="miter"/>
                   <v:path gradientshapeok="t" o:connecttype="rect"/>
@@ -361,8 +359,6 @@
                           </w:rPr>
                           <w:t>Capstone</w:t>
                         </w:r>
-                        <w:bookmarkStart w:id="1" w:name="_GoBack"/>
-                        <w:bookmarkEnd w:id="1"/>
                       </w:p>
                     </w:txbxContent>
                   </v:textbox>
@@ -717,7 +713,7 @@
                 <w:szCs w:val="20"/>
                 <w:lang w:eastAsia="es-CL"/>
               </w:rPr>
-              <w:t>Escribe el nombre de tu Proyecto APT.</w:t>
+              <w:t>INSTACOTIZA ONLINE</w:t>
             </w:r>
           </w:p>
         </w:tc>
@@ -767,29 +763,7 @@
                 <w:szCs w:val="20"/>
                 <w:lang w:eastAsia="es-CL"/>
               </w:rPr>
-              <w:t xml:space="preserve">Menciona la(s) área(s) de desempeño de tu Plan de Estudio que </w:t>
-            </w:r>
-            <w:r>
-              <w:rPr>
-                <w:rFonts w:ascii="Calibri" w:hAnsi="Calibri" w:cs="Arial"/>
-                <w:i/>
-                <w:color w:val="548DD4"/>
-                <w:sz w:val="20"/>
-                <w:szCs w:val="20"/>
-                <w:lang w:eastAsia="es-CL"/>
-              </w:rPr>
-              <w:t xml:space="preserve">abordaron </w:t>
-            </w:r>
-            <w:r>
-              <w:rPr>
-                <w:rFonts w:ascii="Calibri" w:hAnsi="Calibri" w:cs="Arial"/>
-                <w:i/>
-                <w:color w:val="548DD4"/>
-                <w:sz w:val="20"/>
-                <w:szCs w:val="20"/>
-                <w:lang w:eastAsia="es-CL"/>
-              </w:rPr>
-              <w:t>tu Proyecto APT.</w:t>
+              <w:t>Desarrollo de software (web), bases de datos y Gestión de Proyectos.</w:t>
             </w:r>
           </w:p>
         </w:tc>
@@ -835,11 +809,6 @@
           <w:p>
             <w:pPr>
               <w:rPr>
-                <w:b/>
-              </w:rPr>
-            </w:pPr>
-            <w:r>
-              <w:rPr>
                 <w:rFonts w:ascii="Calibri" w:hAnsi="Calibri" w:cs="Arial"/>
                 <w:i/>
                 <w:color w:val="548DD4"/>
@@ -847,8 +816,7 @@
                 <w:szCs w:val="20"/>
                 <w:lang w:eastAsia="es-CL"/>
               </w:rPr>
-              <w:t xml:space="preserve">Menciona las competencias  de tu Plan de Estudio que </w:t>
-            </w:r>
+            </w:pPr>
             <w:r>
               <w:rPr>
                 <w:rFonts w:ascii="Calibri" w:hAnsi="Calibri" w:cs="Arial"/>
@@ -858,9 +826,11 @@
                 <w:szCs w:val="20"/>
                 <w:lang w:eastAsia="es-CL"/>
               </w:rPr>
-              <w:t>abordaste e</w:t>
-            </w:r>
-            <w:r>
+              <w:t>• Ofrecer propuestas de solución informática.</w:t>
+            </w:r>
+          </w:p>
+          <w:p>
+            <w:pPr>
               <w:rPr>
                 <w:rFonts w:ascii="Calibri" w:hAnsi="Calibri" w:cs="Arial"/>
                 <w:i/>
@@ -869,7 +839,127 @@
                 <w:szCs w:val="20"/>
                 <w:lang w:eastAsia="es-CL"/>
               </w:rPr>
-              <w:t>n tu Proyecto APT.</w:t>
+            </w:pPr>
+            <w:r>
+              <w:rPr>
+                <w:rFonts w:ascii="Calibri" w:hAnsi="Calibri" w:cs="Arial"/>
+                <w:i/>
+                <w:color w:val="548DD4"/>
+                <w:sz w:val="20"/>
+                <w:szCs w:val="20"/>
+                <w:lang w:eastAsia="es-CL"/>
+              </w:rPr>
+              <w:t>• Construir programas y rutinas de variada complejidad.</w:t>
+            </w:r>
+          </w:p>
+          <w:p>
+            <w:pPr>
+              <w:rPr>
+                <w:rFonts w:ascii="Calibri" w:hAnsi="Calibri" w:cs="Arial"/>
+                <w:i/>
+                <w:color w:val="548DD4"/>
+                <w:sz w:val="20"/>
+                <w:szCs w:val="20"/>
+                <w:lang w:eastAsia="es-CL"/>
+              </w:rPr>
+            </w:pPr>
+            <w:r>
+              <w:rPr>
+                <w:rFonts w:ascii="Calibri" w:hAnsi="Calibri" w:cs="Arial"/>
+                <w:i/>
+                <w:color w:val="548DD4"/>
+                <w:sz w:val="20"/>
+                <w:szCs w:val="20"/>
+                <w:lang w:eastAsia="es-CL"/>
+              </w:rPr>
+              <w:t>• Gestionar proyectos informáticos.</w:t>
+            </w:r>
+          </w:p>
+          <w:p>
+            <w:pPr>
+              <w:rPr>
+                <w:rFonts w:ascii="Calibri" w:hAnsi="Calibri" w:cs="Arial"/>
+                <w:i/>
+                <w:color w:val="548DD4"/>
+                <w:sz w:val="20"/>
+                <w:szCs w:val="20"/>
+                <w:lang w:eastAsia="es-CL"/>
+              </w:rPr>
+            </w:pPr>
+            <w:r>
+              <w:rPr>
+                <w:rFonts w:ascii="Calibri" w:hAnsi="Calibri" w:cs="Arial"/>
+                <w:i/>
+                <w:color w:val="548DD4"/>
+                <w:sz w:val="20"/>
+                <w:szCs w:val="20"/>
+                <w:lang w:eastAsia="es-CL"/>
+              </w:rPr>
+              <w:t>• Construir el modelo arquitectónico de una solución.</w:t>
+            </w:r>
+          </w:p>
+          <w:p>
+            <w:pPr>
+              <w:rPr>
+                <w:rFonts w:ascii="Calibri" w:hAnsi="Calibri" w:cs="Arial"/>
+                <w:i/>
+                <w:color w:val="548DD4"/>
+                <w:sz w:val="20"/>
+                <w:szCs w:val="20"/>
+                <w:lang w:eastAsia="es-CL"/>
+              </w:rPr>
+            </w:pPr>
+            <w:r>
+              <w:rPr>
+                <w:rFonts w:ascii="Calibri" w:hAnsi="Calibri" w:cs="Arial"/>
+                <w:i/>
+                <w:color w:val="548DD4"/>
+                <w:sz w:val="20"/>
+                <w:szCs w:val="20"/>
+                <w:lang w:eastAsia="es-CL"/>
+              </w:rPr>
+              <w:t>• Construir modelos de datos.</w:t>
+            </w:r>
+          </w:p>
+          <w:p>
+            <w:pPr>
+              <w:rPr>
+                <w:rFonts w:ascii="Calibri" w:hAnsi="Calibri" w:cs="Arial"/>
+                <w:i/>
+                <w:color w:val="548DD4"/>
+                <w:sz w:val="20"/>
+                <w:szCs w:val="20"/>
+                <w:lang w:eastAsia="es-CL"/>
+              </w:rPr>
+            </w:pPr>
+            <w:r>
+              <w:rPr>
+                <w:rFonts w:ascii="Calibri" w:hAnsi="Calibri" w:cs="Arial"/>
+                <w:i/>
+                <w:color w:val="548DD4"/>
+                <w:sz w:val="20"/>
+                <w:szCs w:val="20"/>
+                <w:lang w:eastAsia="es-CL"/>
+              </w:rPr>
+              <w:t>• Realizar pruebas de calidad.</w:t>
+            </w:r>
+          </w:p>
+          <w:p>
+            <w:pPr>
+              <w:rPr>
+                <w:b/>
+              </w:rPr>
+            </w:pPr>
+            <w:r>
+              <w:rPr>
+                <w:rFonts w:ascii="Calibri" w:hAnsi="Calibri" w:cs="Arial"/>
+                <w:i/>
+                <w:color w:val="548DD4"/>
+                <w:sz w:val="20"/>
+                <w:szCs w:val="20"/>
+                <w:lang w:eastAsia="es-CL"/>
+              </w:rPr>
+              <w:t>• Desarrollar una solución de software utilizando técnicas que permitan sistematizar el proceso de desarrollo…</w:t>
             </w:r>
           </w:p>
         </w:tc>
@@ -1434,6 +1524,7 @@
                 <w:color w:val="1F3864" w:themeColor="accent1" w:themeShade="80"/>
                 <w:sz w:val="18"/>
               </w:rPr>
+              <w:lastRenderedPageBreak/>
               <w:t xml:space="preserve">2. Objetivos </w:t>
             </w:r>
           </w:p>
@@ -1445,13 +1536,6 @@
           </w:tcPr>
           <w:p>
             <w:pPr>
-              <w:pStyle w:val="Prrafodelista"/>
-              <w:numPr>
-                <w:ilvl w:val="0"/>
-                <w:numId w:val="1"/>
-              </w:numPr>
-              <w:spacing w:after="0" w:line="240" w:lineRule="auto"/>
-              <w:ind w:left="314" w:hanging="284"/>
               <w:jc w:val="both"/>
               <w:rPr>
                 <w:rFonts w:ascii="Calibri" w:hAnsi="Calibri" w:cs="Arial"/>
@@ -1471,12 +1555,11 @@
                 <w:szCs w:val="20"/>
                 <w:lang w:eastAsia="es-CL"/>
               </w:rPr>
-              <w:t>Objetivo general y específicos.</w:t>
-            </w:r>
-          </w:p>
-          <w:p>
-            <w:pPr>
-              <w:pStyle w:val="Prrafodelista"/>
+              <w:t>General:</w:t>
+            </w:r>
+          </w:p>
+          <w:p>
+            <w:pPr>
               <w:jc w:val="both"/>
               <w:rPr>
                 <w:rFonts w:ascii="Calibri" w:hAnsi="Calibri" w:cs="Arial"/>
@@ -1496,8 +1579,80 @@
                 <w:szCs w:val="20"/>
                 <w:lang w:eastAsia="es-CL"/>
               </w:rPr>
-              <w:t>¿Cuál es el objetivo general de tu Proyecto APT? ¿Cuáles son los objetivos específicos de tu Proyecto APT?</w:t>
-            </w:r>
+              <w:t>Facilitar la creación de cotizaciones para diferentes departamentos de trabajo. Enfocada en personas que necesitan realizar cotizaciones de manera rápida, precisa y con un resultado visualmente agradable mientras están en terreno, así como para aquellos que no poseen buen manejo de herramientas de ofimática.</w:t>
+            </w:r>
+          </w:p>
+          <w:p>
+            <w:pPr>
+              <w:jc w:val="both"/>
+              <w:rPr>
+                <w:rFonts w:ascii="Calibri" w:hAnsi="Calibri" w:cs="Arial"/>
+                <w:i/>
+                <w:color w:val="0070C0"/>
+                <w:sz w:val="18"/>
+                <w:szCs w:val="20"/>
+                <w:lang w:val="es-MX" w:eastAsia="es-CL"/>
+              </w:rPr>
+            </w:pPr>
+            <w:r>
+              <w:rPr>
+                <w:rFonts w:ascii="Calibri" w:hAnsi="Calibri" w:cs="Arial"/>
+                <w:i/>
+                <w:color w:val="0070C0"/>
+                <w:sz w:val="18"/>
+                <w:szCs w:val="20"/>
+                <w:lang w:eastAsia="es-CL"/>
+              </w:rPr>
+              <w:t>Espec</w:t>
+            </w:r>
+            <w:r>
+              <w:rPr>
+                <w:rFonts w:ascii="Calibri" w:hAnsi="Calibri" w:cs="Arial"/>
+                <w:i/>
+                <w:color w:val="0070C0"/>
+                <w:sz w:val="18"/>
+                <w:szCs w:val="20"/>
+                <w:lang w:val="es-MX" w:eastAsia="es-CL"/>
+              </w:rPr>
+              <w:t>ífico:</w:t>
+            </w:r>
+          </w:p>
+          <w:p>
+            <w:pPr>
+              <w:jc w:val="both"/>
+              <w:rPr>
+                <w:rFonts w:ascii="Calibri" w:hAnsi="Calibri" w:cs="Arial"/>
+                <w:i/>
+                <w:color w:val="0070C0"/>
+                <w:sz w:val="18"/>
+                <w:szCs w:val="20"/>
+                <w:lang w:val="es-MX" w:eastAsia="es-CL"/>
+              </w:rPr>
+            </w:pPr>
+            <w:r>
+              <w:rPr>
+                <w:rFonts w:ascii="Calibri" w:hAnsi="Calibri" w:cs="Arial"/>
+                <w:i/>
+                <w:color w:val="0070C0"/>
+                <w:sz w:val="18"/>
+                <w:szCs w:val="20"/>
+                <w:lang w:val="es-MX" w:eastAsia="es-CL"/>
+              </w:rPr>
+              <w:t>El proyecto busca diseñar un sistema web responsive que permitirá la realización de presupuestos de ventas para distintos sectores. Además, permitirá, para usuarios no registrados, guardar plantillas de cotizaciones para volverlas a cargar al sitio usando archivos en formato '.json'. Para usuarios registrados permitirá guardar las plantillas en la nube para poder tener un acceso más rápido y sincronizado entre dispositivos.</w:t>
+            </w:r>
+          </w:p>
+          <w:p>
+            <w:pPr>
+              <w:jc w:val="both"/>
+              <w:rPr>
+                <w:rFonts w:ascii="Calibri" w:hAnsi="Calibri" w:cs="Arial"/>
+                <w:i/>
+                <w:color w:val="0070C0"/>
+                <w:sz w:val="18"/>
+                <w:szCs w:val="20"/>
+                <w:lang w:val="es-MX" w:eastAsia="es-CL"/>
+              </w:rPr>
+            </w:pPr>
           </w:p>
         </w:tc>
       </w:tr>
@@ -1532,103 +1687,70 @@
           </w:tcPr>
           <w:p>
             <w:pPr>
-              <w:pStyle w:val="Prrafodelista"/>
-              <w:numPr>
-                <w:ilvl w:val="0"/>
-                <w:numId w:val="1"/>
-              </w:numPr>
-              <w:spacing w:after="0" w:line="240" w:lineRule="auto"/>
-              <w:ind w:left="318" w:hanging="284"/>
-              <w:jc w:val="both"/>
-              <w:rPr>
-                <w:rFonts w:ascii="Calibri" w:hAnsi="Calibri" w:cs="Arial"/>
-                <w:i/>
-                <w:color w:val="0070C0"/>
-                <w:sz w:val="18"/>
-                <w:szCs w:val="20"/>
-                <w:lang w:eastAsia="es-CL"/>
-              </w:rPr>
-            </w:pPr>
-            <w:r>
-              <w:rPr>
-                <w:rFonts w:ascii="Calibri" w:hAnsi="Calibri" w:cs="Arial"/>
-                <w:i/>
-                <w:color w:val="0070C0"/>
-                <w:sz w:val="18"/>
-                <w:szCs w:val="20"/>
-                <w:lang w:eastAsia="es-CL"/>
-              </w:rPr>
-              <w:t>Metodología utilizada y su pertinencia para cumplir objetivos.</w:t>
-            </w:r>
-          </w:p>
-          <w:p>
-            <w:pPr>
-              <w:ind w:left="720"/>
-              <w:rPr>
-                <w:rFonts w:ascii="Calibri" w:hAnsi="Calibri" w:cs="Arial"/>
-                <w:i/>
-                <w:color w:val="0070C0"/>
-                <w:sz w:val="18"/>
-                <w:szCs w:val="20"/>
-                <w:lang w:eastAsia="es-CL"/>
-              </w:rPr>
-            </w:pPr>
-            <w:r>
-              <w:rPr>
-                <w:rFonts w:ascii="Calibri" w:hAnsi="Calibri" w:cs="Arial"/>
-                <w:i/>
-                <w:color w:val="0070C0"/>
-                <w:sz w:val="18"/>
-                <w:szCs w:val="20"/>
-                <w:lang w:eastAsia="es-CL"/>
-              </w:rPr>
-              <w:t>¿Qué metodología utilizaste para desarrollar tu Proyecto APT?</w:t>
-            </w:r>
-            <w:r>
-              <w:rPr>
-                <w:rFonts w:ascii="Calibri" w:hAnsi="Calibri" w:cs="Arial"/>
-                <w:i/>
-                <w:color w:val="0070C0"/>
-                <w:sz w:val="18"/>
-                <w:szCs w:val="20"/>
-                <w:lang w:eastAsia="es-CL"/>
-              </w:rPr>
-              <w:t xml:space="preserve"> Describe las fases y procedimientos que llevaste a cabo para ejecutar tu proyecto.</w:t>
-            </w:r>
-          </w:p>
-          <w:p>
-            <w:pPr>
-              <w:ind w:left="720"/>
-              <w:rPr>
-                <w:rFonts w:ascii="Calibri" w:hAnsi="Calibri" w:cs="Arial"/>
-                <w:i/>
-                <w:color w:val="0070C0"/>
-                <w:sz w:val="18"/>
-                <w:szCs w:val="20"/>
-                <w:lang w:eastAsia="es-CL"/>
-              </w:rPr>
-            </w:pPr>
-            <w:r>
-              <w:rPr>
-                <w:rFonts w:ascii="Calibri" w:hAnsi="Calibri" w:cs="Arial"/>
-                <w:i/>
-                <w:color w:val="0070C0"/>
-                <w:sz w:val="18"/>
-                <w:szCs w:val="20"/>
-                <w:lang w:eastAsia="es-CL"/>
-              </w:rPr>
-              <w:t>Fundamenta, ¿p</w:t>
-            </w:r>
-            <w:r>
-              <w:rPr>
-                <w:rFonts w:ascii="Calibri" w:hAnsi="Calibri" w:cs="Arial"/>
-                <w:i/>
-                <w:color w:val="0070C0"/>
-                <w:sz w:val="18"/>
-                <w:szCs w:val="20"/>
-                <w:lang w:eastAsia="es-CL"/>
-              </w:rPr>
-              <w:t>or qué esta metodología era pertinente para cumplir los objetivos planteados?</w:t>
+              <w:rPr>
+                <w:rFonts w:ascii="Calibri" w:hAnsi="Calibri" w:cs="Arial"/>
+                <w:i/>
+                <w:color w:val="0070C0"/>
+                <w:sz w:val="18"/>
+                <w:szCs w:val="20"/>
+                <w:lang w:eastAsia="es-CL"/>
+              </w:rPr>
+            </w:pPr>
+            <w:r>
+              <w:rPr>
+                <w:rFonts w:ascii="Calibri" w:hAnsi="Calibri" w:cs="Arial"/>
+                <w:i/>
+                <w:color w:val="0070C0"/>
+                <w:sz w:val="18"/>
+                <w:szCs w:val="20"/>
+                <w:lang w:eastAsia="es-CL"/>
+              </w:rPr>
+              <w:t>Se utiliz</w:t>
+            </w:r>
+            <w:r>
+              <w:rPr>
+                <w:rFonts w:ascii="Calibri" w:hAnsi="Calibri" w:cs="Arial"/>
+                <w:i/>
+                <w:color w:val="0070C0"/>
+                <w:sz w:val="18"/>
+                <w:szCs w:val="20"/>
+                <w:lang w:eastAsia="es-CL"/>
+              </w:rPr>
+              <w:t>ó</w:t>
+            </w:r>
+            <w:r>
+              <w:rPr>
+                <w:rFonts w:ascii="Calibri" w:hAnsi="Calibri" w:cs="Arial"/>
+                <w:i/>
+                <w:color w:val="0070C0"/>
+                <w:sz w:val="18"/>
+                <w:szCs w:val="20"/>
+                <w:lang w:eastAsia="es-CL"/>
+              </w:rPr>
+              <w:t xml:space="preserve"> una metodología ágil (scrum) basada en las actualizaciones, mejoras, cambios semanales (sprints) en el proyecto con participación activa del early adopter y el uso de una carta gantt como guía para tener referencias del progreso de desarrollo del proyecto en base al cumplimiento de 5 épicas principales. El desarrollo se dividirá en 3 Épicas.</w:t>
+            </w:r>
+          </w:p>
+          <w:p>
+            <w:pPr>
+              <w:rPr>
+                <w:rFonts w:ascii="Calibri" w:hAnsi="Calibri" w:cs="Arial"/>
+                <w:i/>
+                <w:color w:val="0070C0"/>
+                <w:sz w:val="18"/>
+                <w:szCs w:val="20"/>
+                <w:lang w:eastAsia="es-CL"/>
+              </w:rPr>
+            </w:pPr>
+            <w:r>
+              <w:rPr>
+                <w:rFonts w:ascii="Calibri" w:hAnsi="Calibri" w:cs="Arial"/>
+                <w:i/>
+                <w:color w:val="0070C0"/>
+                <w:sz w:val="18"/>
+                <w:szCs w:val="20"/>
+                <w:lang w:eastAsia="es-CL"/>
+              </w:rPr>
+              <w:t>Esta metodología es esencial para el proyecto pues es la que permite tener una interacción constante con el early adopter, permitiendo corregir, modificar o añadir elementos al proyecto de forma ágil sin necesitar de un proceso más burocrático y extenso.</w:t>
             </w:r>
           </w:p>
         </w:tc>
@@ -1656,7 +1778,6 @@
                 <w:color w:val="1F3864" w:themeColor="accent1" w:themeShade="80"/>
                 <w:sz w:val="18"/>
               </w:rPr>
-              <w:lastRenderedPageBreak/>
               <w:t>4. Desarrollo</w:t>
             </w:r>
           </w:p>
@@ -1668,13 +1789,7 @@
           </w:tcPr>
           <w:p>
             <w:pPr>
-              <w:pStyle w:val="Prrafodelista"/>
-              <w:numPr>
-                <w:ilvl w:val="0"/>
-                <w:numId w:val="1"/>
-              </w:numPr>
               <w:spacing w:after="0" w:line="240" w:lineRule="auto"/>
-              <w:ind w:left="318" w:hanging="284"/>
               <w:jc w:val="both"/>
               <w:rPr>
                 <w:rFonts w:ascii="Calibri" w:hAnsi="Calibri" w:cs="Arial"/>
@@ -1694,12 +1809,12 @@
                 <w:szCs w:val="20"/>
                 <w:lang w:eastAsia="es-CL"/>
               </w:rPr>
-              <w:t>Descripción de las etapas o actividades del Proyecto APT.</w:t>
-            </w:r>
-          </w:p>
-          <w:p>
-            <w:pPr>
-              <w:pStyle w:val="Prrafodelista"/>
+              <w:t>Nuestro proyecto se compone de 3 etapas y 5 ÉPICAS:</w:t>
+            </w:r>
+          </w:p>
+          <w:p>
+            <w:pPr>
+              <w:spacing w:after="0" w:line="240" w:lineRule="auto"/>
               <w:jc w:val="both"/>
               <w:rPr>
                 <w:rFonts w:ascii="Calibri" w:hAnsi="Calibri" w:cs="Arial"/>
@@ -1710,49 +1825,10 @@
                 <w:lang w:eastAsia="es-CL"/>
               </w:rPr>
             </w:pPr>
-            <w:r>
-              <w:rPr>
-                <w:rFonts w:ascii="Calibri" w:hAnsi="Calibri" w:cs="Arial"/>
-                <w:i/>
-                <w:color w:val="0070C0"/>
-                <w:sz w:val="18"/>
-                <w:szCs w:val="20"/>
-                <w:lang w:eastAsia="es-CL"/>
-              </w:rPr>
-              <w:t xml:space="preserve">¿Cuáles fueron las etapas o actividades </w:t>
-            </w:r>
-            <w:r>
-              <w:rPr>
-                <w:rFonts w:ascii="Calibri" w:hAnsi="Calibri" w:cs="Arial"/>
-                <w:i/>
-                <w:color w:val="0070C0"/>
-                <w:sz w:val="18"/>
-                <w:szCs w:val="20"/>
-                <w:lang w:eastAsia="es-CL"/>
-              </w:rPr>
-              <w:t>que desarrollaste en</w:t>
-            </w:r>
-            <w:r>
-              <w:rPr>
-                <w:rFonts w:ascii="Calibri" w:hAnsi="Calibri" w:cs="Arial"/>
-                <w:i/>
-                <w:color w:val="0070C0"/>
-                <w:sz w:val="18"/>
-                <w:szCs w:val="20"/>
-                <w:lang w:eastAsia="es-CL"/>
-              </w:rPr>
-              <w:t xml:space="preserve"> tu Proyecto APT?</w:t>
-            </w:r>
-          </w:p>
-          <w:p>
-            <w:pPr>
-              <w:pStyle w:val="Prrafodelista"/>
-              <w:numPr>
-                <w:ilvl w:val="0"/>
-                <w:numId w:val="1"/>
-              </w:numPr>
+          </w:p>
+          <w:p>
+            <w:pPr>
               <w:spacing w:after="0" w:line="240" w:lineRule="auto"/>
-              <w:ind w:left="318" w:hanging="284"/>
               <w:jc w:val="both"/>
               <w:rPr>
                 <w:rFonts w:ascii="Calibri" w:hAnsi="Calibri" w:cs="Arial"/>
@@ -1772,23 +1848,12 @@
                 <w:szCs w:val="20"/>
                 <w:lang w:eastAsia="es-CL"/>
               </w:rPr>
-              <w:t>Dificultades y facilitadores en el desarrollo del Proyecto APT</w:t>
-            </w:r>
-            <w:r>
-              <w:rPr>
-                <w:rFonts w:ascii="Calibri" w:hAnsi="Calibri" w:cs="Arial"/>
-                <w:i/>
-                <w:color w:val="0070C0"/>
-                <w:sz w:val="18"/>
-                <w:szCs w:val="20"/>
-                <w:lang w:eastAsia="es-CL"/>
-              </w:rPr>
-              <w:t>.</w:t>
-            </w:r>
-          </w:p>
-          <w:p>
-            <w:pPr>
-              <w:pStyle w:val="Prrafodelista"/>
+              <w:t>Planificación (ÉPICA 0): Semana 1 a 4. Abarca la planificación del proyecto, la toma de requerimientos y las bases de desarrollo. La mayor dificultad fue con la producción del producto backlog pues es un servicio muy de nicho.</w:t>
+            </w:r>
+          </w:p>
+          <w:p>
+            <w:pPr>
+              <w:spacing w:after="0" w:line="240" w:lineRule="auto"/>
               <w:jc w:val="both"/>
               <w:rPr>
                 <w:rFonts w:ascii="Calibri" w:hAnsi="Calibri" w:cs="Arial"/>
@@ -1799,21 +1864,10 @@
                 <w:lang w:eastAsia="es-CL"/>
               </w:rPr>
             </w:pPr>
-            <w:r>
-              <w:rPr>
-                <w:rFonts w:ascii="Calibri" w:hAnsi="Calibri" w:cs="Arial"/>
-                <w:i/>
-                <w:color w:val="0070C0"/>
-                <w:sz w:val="18"/>
-                <w:szCs w:val="20"/>
-                <w:lang w:eastAsia="es-CL"/>
-              </w:rPr>
-              <w:t>¿Qué elementos/aspectos te facilitaron o ayudaron en el desarrollo de tu proyecto APT?</w:t>
-            </w:r>
-          </w:p>
-          <w:p>
-            <w:pPr>
-              <w:pStyle w:val="Prrafodelista"/>
+          </w:p>
+          <w:p>
+            <w:pPr>
+              <w:spacing w:after="0" w:line="240" w:lineRule="auto"/>
               <w:jc w:val="both"/>
               <w:rPr>
                 <w:rFonts w:ascii="Calibri" w:hAnsi="Calibri" w:cs="Arial"/>
@@ -1833,29 +1887,12 @@
                 <w:szCs w:val="20"/>
                 <w:lang w:eastAsia="es-CL"/>
               </w:rPr>
-              <w:t>¿A qué dificultades</w:t>
-            </w:r>
-            <w:r>
-              <w:rPr>
-                <w:rFonts w:ascii="Calibri" w:hAnsi="Calibri" w:cs="Arial"/>
-                <w:i/>
-                <w:color w:val="0070C0"/>
-                <w:sz w:val="18"/>
-                <w:szCs w:val="20"/>
-                <w:lang w:eastAsia="es-CL"/>
-              </w:rPr>
-              <w:t xml:space="preserve"> enfrentaste en el desarrollo de tu Proyecto APT?</w:t>
-            </w:r>
-          </w:p>
-          <w:p>
-            <w:pPr>
-              <w:pStyle w:val="Prrafodelista"/>
-              <w:numPr>
-                <w:ilvl w:val="0"/>
-                <w:numId w:val="1"/>
-              </w:numPr>
+              <w:t>Desarrollo (EPICA 1 a 3): Semana 5 a 12. Abarca el desarrollo duro del proyecto, donde se desarrollan sus componentes principales, la base de datos y las funciones y métodos que harán funcionar las principales características del proyecto, siendo estas los cotizadores (para registrados y no registrados) y todo lo que abarca la gestión de usuarios. Las mayores dificultades se tuvieron con la integración del backend en mongoDB, que finalmente se solucionó montando un api en un servicio externo (render).</w:t>
+            </w:r>
+          </w:p>
+          <w:p>
+            <w:pPr>
               <w:spacing w:after="0" w:line="240" w:lineRule="auto"/>
-              <w:ind w:left="318" w:hanging="284"/>
               <w:jc w:val="both"/>
               <w:rPr>
                 <w:rFonts w:ascii="Calibri" w:hAnsi="Calibri" w:cs="Arial"/>
@@ -1866,73 +1903,80 @@
                 <w:lang w:eastAsia="es-CL"/>
               </w:rPr>
             </w:pPr>
-            <w:r>
-              <w:rPr>
-                <w:rFonts w:ascii="Calibri" w:hAnsi="Calibri" w:cs="Arial"/>
-                <w:i/>
-                <w:color w:val="0070C0"/>
-                <w:sz w:val="18"/>
-                <w:szCs w:val="20"/>
-                <w:lang w:eastAsia="es-CL"/>
-              </w:rPr>
-              <w:t>A</w:t>
-            </w:r>
-            <w:r>
-              <w:rPr>
-                <w:rFonts w:ascii="Calibri" w:hAnsi="Calibri" w:cs="Arial"/>
-                <w:i/>
-                <w:color w:val="0070C0"/>
-                <w:sz w:val="18"/>
-                <w:szCs w:val="20"/>
-                <w:lang w:eastAsia="es-CL"/>
-              </w:rPr>
-              <w:t>justes</w:t>
-            </w:r>
-            <w:r>
-              <w:rPr>
-                <w:rFonts w:ascii="Calibri" w:hAnsi="Calibri" w:cs="Arial"/>
-                <w:i/>
-                <w:color w:val="0070C0"/>
-                <w:sz w:val="18"/>
-                <w:szCs w:val="20"/>
-                <w:lang w:eastAsia="es-CL"/>
-              </w:rPr>
-              <w:t xml:space="preserve"> realizados</w:t>
-            </w:r>
-            <w:r>
-              <w:rPr>
-                <w:rFonts w:ascii="Calibri" w:hAnsi="Calibri" w:cs="Arial"/>
-                <w:i/>
-                <w:color w:val="0070C0"/>
-                <w:sz w:val="18"/>
-                <w:szCs w:val="20"/>
-                <w:lang w:eastAsia="es-CL"/>
-              </w:rPr>
-              <w:t>.</w:t>
-            </w:r>
-          </w:p>
-          <w:p>
-            <w:pPr>
-              <w:ind w:left="720"/>
-              <w:rPr>
-                <w:rFonts w:ascii="Calibri" w:hAnsi="Calibri" w:cs="Arial"/>
-                <w:i/>
-                <w:color w:val="0070C0"/>
-                <w:sz w:val="18"/>
-                <w:szCs w:val="20"/>
-                <w:lang w:eastAsia="es-CL"/>
-              </w:rPr>
-            </w:pPr>
-            <w:r>
-              <w:rPr>
-                <w:rFonts w:ascii="Calibri" w:hAnsi="Calibri" w:cs="Arial"/>
-                <w:i/>
-                <w:color w:val="0070C0"/>
-                <w:sz w:val="18"/>
-                <w:szCs w:val="20"/>
-                <w:lang w:eastAsia="es-CL"/>
-              </w:rPr>
-              <w:t xml:space="preserve">¿Cómo abordaste las dificultades para cumplir con los objetivos? ¿Tuviste que hacer algún ajuste? ¿Qué ajuste? </w:t>
+          </w:p>
+          <w:p>
+            <w:pPr>
+              <w:spacing w:after="0" w:line="240" w:lineRule="auto"/>
+              <w:jc w:val="both"/>
+              <w:rPr>
+                <w:rFonts w:ascii="Calibri" w:hAnsi="Calibri" w:cs="Arial"/>
+                <w:i/>
+                <w:color w:val="0070C0"/>
+                <w:sz w:val="18"/>
+                <w:szCs w:val="20"/>
+                <w:lang w:eastAsia="es-CL"/>
+              </w:rPr>
+            </w:pPr>
+            <w:r>
+              <w:rPr>
+                <w:rFonts w:ascii="Calibri" w:hAnsi="Calibri" w:cs="Arial"/>
+                <w:i/>
+                <w:color w:val="0070C0"/>
+                <w:sz w:val="18"/>
+                <w:szCs w:val="20"/>
+                <w:lang w:eastAsia="es-CL"/>
+              </w:rPr>
+              <w:t>Finalización y Despliegue (ÉPICA 4): Semana 13 a 16. Abarca todo el proceso de pruebas, reajustes, mejoras o cambios pequeños a algunas funcionalidades o vistas del proyecto. En presente desarrollo cuando se está redactando este documento, aunque las principales dificultades son en el área de pruebas.</w:t>
+            </w:r>
+          </w:p>
+          <w:p>
+            <w:pPr>
+              <w:spacing w:after="0" w:line="240" w:lineRule="auto"/>
+              <w:jc w:val="both"/>
+              <w:rPr>
+                <w:rFonts w:ascii="Calibri" w:hAnsi="Calibri" w:cs="Arial"/>
+                <w:i/>
+                <w:color w:val="0070C0"/>
+                <w:sz w:val="18"/>
+                <w:szCs w:val="20"/>
+                <w:lang w:eastAsia="es-CL"/>
+              </w:rPr>
+            </w:pPr>
+          </w:p>
+          <w:p>
+            <w:pPr>
+              <w:spacing w:after="0" w:line="240" w:lineRule="auto"/>
+              <w:jc w:val="both"/>
+              <w:rPr>
+                <w:rFonts w:ascii="Calibri" w:hAnsi="Calibri" w:cs="Arial"/>
+                <w:i/>
+                <w:color w:val="0070C0"/>
+                <w:sz w:val="18"/>
+                <w:szCs w:val="20"/>
+                <w:lang w:eastAsia="es-CL"/>
+              </w:rPr>
+            </w:pPr>
+            <w:r>
+              <w:rPr>
+                <w:rFonts w:ascii="Calibri" w:hAnsi="Calibri" w:cs="Arial"/>
+                <w:i/>
+                <w:color w:val="0070C0"/>
+                <w:sz w:val="18"/>
+                <w:szCs w:val="20"/>
+                <w:lang w:eastAsia="es-CL"/>
+              </w:rPr>
+              <w:t>En el proyecto no se realizaron ajustes que se desviasen de la idea original, más que nada, tuvimos ajustes en algunas funcionalidades y el apartado estético de la aplicación, estos sugeridos por el profesor y también por el cliente. Sin embargo, estos cambios no son giros radicales o que afecten la planificación o resultado a conseguir del proyecto.</w:t>
+            </w:r>
+            <w:r>
+              <w:rPr>
+                <w:rFonts w:ascii="Calibri" w:hAnsi="Calibri" w:cs="Arial"/>
+                <w:i/>
+                <w:color w:val="0070C0"/>
+                <w:sz w:val="18"/>
+                <w:szCs w:val="20"/>
+                <w:lang w:eastAsia="es-CL"/>
+              </w:rPr>
+              <w:t xml:space="preserve"> </w:t>
             </w:r>
           </w:p>
         </w:tc>
@@ -1971,64 +2015,6 @@
           </w:tcPr>
           <w:p>
             <w:pPr>
-              <w:pStyle w:val="Prrafodelista"/>
-              <w:numPr>
-                <w:ilvl w:val="0"/>
-                <w:numId w:val="1"/>
-              </w:numPr>
-              <w:spacing w:after="0" w:line="240" w:lineRule="auto"/>
-              <w:ind w:left="314" w:hanging="284"/>
-              <w:jc w:val="both"/>
-              <w:rPr>
-                <w:rFonts w:ascii="Calibri" w:hAnsi="Calibri" w:cs="Arial"/>
-                <w:i/>
-                <w:iCs/>
-                <w:color w:val="0070C0"/>
-                <w:sz w:val="18"/>
-                <w:szCs w:val="20"/>
-                <w:lang w:eastAsia="es-CL"/>
-              </w:rPr>
-            </w:pPr>
-            <w:r>
-              <w:rPr>
-                <w:rFonts w:ascii="Calibri" w:hAnsi="Calibri" w:cs="Arial"/>
-                <w:i/>
-                <w:iCs/>
-                <w:color w:val="0070C0"/>
-                <w:sz w:val="18"/>
-                <w:szCs w:val="20"/>
-                <w:lang w:eastAsia="es-CL"/>
-              </w:rPr>
-              <w:t>Adjunta</w:t>
-            </w:r>
-            <w:r>
-              <w:rPr>
-                <w:rFonts w:ascii="Calibri" w:hAnsi="Calibri" w:cs="Arial"/>
-                <w:i/>
-                <w:iCs/>
-                <w:color w:val="0070C0"/>
-                <w:sz w:val="18"/>
-                <w:szCs w:val="20"/>
-                <w:lang w:eastAsia="es-CL"/>
-              </w:rPr>
-              <w:t xml:space="preserve"> </w:t>
-            </w:r>
-            <w:r>
-              <w:rPr>
-                <w:rFonts w:ascii="Calibri" w:hAnsi="Calibri" w:cs="Arial"/>
-                <w:i/>
-                <w:iCs/>
-                <w:color w:val="0070C0"/>
-                <w:sz w:val="18"/>
-                <w:szCs w:val="20"/>
-                <w:lang w:eastAsia="es-CL"/>
-              </w:rPr>
-              <w:t>evidencias que permitan dar cuenta del desarrollo del Proyecto APT y sus resultados finales.</w:t>
-            </w:r>
-          </w:p>
-          <w:p>
-            <w:pPr>
-              <w:ind w:left="743"/>
               <w:rPr>
                 <w:b/>
                 <w:i/>
@@ -2045,7 +2031,31 @@
                 <w:szCs w:val="20"/>
                 <w:lang w:eastAsia="es-CL"/>
               </w:rPr>
-              <w:t>¿Qué evidencias pueden servir para que los demás puedan visualizar y entender las distintas etapas de tu Proyecto APT y el resultado final?</w:t>
+              <w:t xml:space="preserve">Este </w:t>
+            </w:r>
+            <w:hyperlink r:id="rId11" w:history="1">
+              <w:r>
+                <w:rPr>
+                  <w:rStyle w:val="Hipervnculo"/>
+                  <w:rFonts w:ascii="Calibri" w:hAnsi="Calibri" w:cs="Arial"/>
+                  <w:i/>
+                  <w:sz w:val="18"/>
+                  <w:szCs w:val="20"/>
+                  <w:lang w:eastAsia="es-CL"/>
+                </w:rPr>
+                <w:t>&gt;enlace&lt;</w:t>
+              </w:r>
+            </w:hyperlink>
+            <w:r>
+              <w:rPr>
+                <w:rFonts w:ascii="Calibri" w:hAnsi="Calibri" w:cs="Arial"/>
+                <w:i/>
+                <w:color w:val="0070C0"/>
+                <w:sz w:val="18"/>
+                <w:szCs w:val="20"/>
+                <w:lang w:eastAsia="es-CL"/>
+              </w:rPr>
+              <w:t xml:space="preserve"> que redirige a una carpeta en google drive con pantallazos de los avances del proyecto.</w:t>
             </w:r>
             <w:r>
               <w:rPr>
@@ -2086,6 +2096,7 @@
                 <w:sz w:val="18"/>
                 <w:szCs w:val="18"/>
               </w:rPr>
+              <w:lastRenderedPageBreak/>
               <w:t>6</w:t>
             </w:r>
             <w:r>
@@ -2334,7 +2345,7 @@
     </w:p>
     <w:p/>
     <w:sectPr>
-      <w:headerReference w:type="default" r:id="rId11"/>
+      <w:headerReference w:type="default" r:id="rId12"/>
       <w:pgSz w:w="11906" w:h="16838"/>
       <w:pgMar w:top="1417" w:right="1701" w:bottom="1417" w:left="1701" w:header="708" w:footer="708" w:gutter="0"/>
       <w:cols w:space="708"/>
@@ -2345,7 +2356,7 @@
 </file>
 
 <file path=word/endnotes.xml><?xml version="1.0" encoding="utf-8"?>
-<w:endnotes xmlns:wpc="http://schemas.microsoft.com/office/word/2010/wordprocessingCanvas" xmlns:cx="http://schemas.microsoft.com/office/drawing/2014/chartex" xmlns:mc="http://schemas.openxmlformats.org/markup-compatibility/2006" xmlns:o="urn:schemas-microsoft-com:office:office" xmlns:r="http://schemas.openxmlformats.org/officeDocument/2006/relationships" xmlns:m="http://schemas.openxmlformats.org/officeDocument/2006/math" xmlns:v="urn:schemas-microsoft-com:vml" xmlns:wp14="http://schemas.microsoft.com/office/word/2010/wordprocessingDrawing" xmlns:wp="http://schemas.openxmlformats.org/drawingml/2006/wordprocessingDrawing" xmlns:w10="urn:schemas-microsoft-com:office:word" xmlns:w="http://schemas.openxmlformats.org/wordprocessingml/2006/main" xmlns:w14="http://schemas.microsoft.com/office/word/2010/wordml" xmlns:w15="http://schemas.microsoft.com/office/word/2012/wordml" xmlns:w16se="http://schemas.microsoft.com/office/word/2015/wordml/symex" xmlns:wpg="http://schemas.microsoft.com/office/word/2010/wordprocessingGroup" xmlns:wpi="http://schemas.microsoft.com/office/word/2010/wordprocessingInk" xmlns:wne="http://schemas.microsoft.com/office/word/2006/wordml" xmlns:wps="http://schemas.microsoft.com/office/word/2010/wordprocessingShape" mc:Ignorable="w14 w15 w16se wp14">
+<w:endnotes xmlns:wpc="http://schemas.microsoft.com/office/word/2010/wordprocessingCanvas" xmlns:cx="http://schemas.microsoft.com/office/drawing/2014/chartex" xmlns:cx1="http://schemas.microsoft.com/office/drawing/2015/9/8/chartex" xmlns:cx2="http://schemas.microsoft.com/office/drawing/2015/10/21/chartex" xmlns:cx3="http://schemas.microsoft.com/office/drawing/2016/5/9/chartex" xmlns:cx4="http://schemas.microsoft.com/office/drawing/2016/5/10/chartex" xmlns:cx5="http://schemas.microsoft.com/office/drawing/2016/5/11/chartex" xmlns:cx6="http://schemas.microsoft.com/office/drawing/2016/5/12/chartex" xmlns:cx7="http://schemas.microsoft.com/office/drawing/2016/5/13/chartex" xmlns:cx8="http://schemas.microsoft.com/office/drawing/2016/5/14/chartex" xmlns:mc="http://schemas.openxmlformats.org/markup-compatibility/2006" xmlns:aink="http://schemas.microsoft.com/office/drawing/2016/ink" xmlns:am3d="http://schemas.microsoft.com/office/drawing/2017/model3d" xmlns:o="urn:schemas-microsoft-com:office:office" xmlns:oel="http://schemas.microsoft.com/office/2019/extlst" xmlns:r="http://schemas.openxmlformats.org/officeDocument/2006/relationships" xmlns:m="http://schemas.openxmlformats.org/officeDocument/2006/math" xmlns:v="urn:schemas-microsoft-com:vml" xmlns:wp14="http://schemas.microsoft.com/office/word/2010/wordprocessingDrawing" xmlns:wp="http://schemas.openxmlformats.org/drawingml/2006/wordprocessingDrawing" xmlns:w10="urn:schemas-microsoft-com:office:word" xmlns:w="http://schemas.openxmlformats.org/wordprocessingml/2006/main" xmlns:w14="http://schemas.microsoft.com/office/word/2010/wordml" xmlns:w15="http://schemas.microsoft.com/office/word/2012/wordml" xmlns:w16cex="http://schemas.microsoft.com/office/word/2018/wordml/cex" xmlns:w16cid="http://schemas.microsoft.com/office/word/2016/wordml/cid" xmlns:w16="http://schemas.microsoft.com/office/word/2018/wordml" xmlns:w16du="http://schemas.microsoft.com/office/word/2023/wordml/word16du" xmlns:w16sdtdh="http://schemas.microsoft.com/office/word/2020/wordml/sdtdatahash" xmlns:w16sdtfl="http://schemas.microsoft.com/office/word/2024/wordml/sdtformatlock" xmlns:w16se="http://schemas.microsoft.com/office/word/2015/wordml/symex" xmlns:wpg="http://schemas.microsoft.com/office/word/2010/wordprocessingGroup" xmlns:wpi="http://schemas.microsoft.com/office/word/2010/wordprocessingInk" xmlns:wne="http://schemas.microsoft.com/office/word/2006/wordml" xmlns:wps="http://schemas.microsoft.com/office/word/2010/wordprocessingShape" mc:Ignorable="w14 w15 w16se w16cid w16 w16cex w16sdtdh w16sdtfl w16du wp14">
   <w:endnote w:type="separator" w:id="-1">
     <w:p>
       <w:pPr>
@@ -2370,7 +2381,7 @@
 </file>
 
 <file path=word/footnotes.xml><?xml version="1.0" encoding="utf-8"?>
-<w:footnotes xmlns:wpc="http://schemas.microsoft.com/office/word/2010/wordprocessingCanvas" xmlns:cx="http://schemas.microsoft.com/office/drawing/2014/chartex" xmlns:mc="http://schemas.openxmlformats.org/markup-compatibility/2006" xmlns:o="urn:schemas-microsoft-com:office:office" xmlns:r="http://schemas.openxmlformats.org/officeDocument/2006/relationships" xmlns:m="http://schemas.openxmlformats.org/officeDocument/2006/math" xmlns:v="urn:schemas-microsoft-com:vml" xmlns:wp14="http://schemas.microsoft.com/office/word/2010/wordprocessingDrawing" xmlns:wp="http://schemas.openxmlformats.org/drawingml/2006/wordprocessingDrawing" xmlns:w10="urn:schemas-microsoft-com:office:word" xmlns:w="http://schemas.openxmlformats.org/wordprocessingml/2006/main" xmlns:w14="http://schemas.microsoft.com/office/word/2010/wordml" xmlns:w15="http://schemas.microsoft.com/office/word/2012/wordml" xmlns:w16se="http://schemas.microsoft.com/office/word/2015/wordml/symex" xmlns:wpg="http://schemas.microsoft.com/office/word/2010/wordprocessingGroup" xmlns:wpi="http://schemas.microsoft.com/office/word/2010/wordprocessingInk" xmlns:wne="http://schemas.microsoft.com/office/word/2006/wordml" xmlns:wps="http://schemas.microsoft.com/office/word/2010/wordprocessingShape" mc:Ignorable="w14 w15 w16se wp14">
+<w:footnotes xmlns:wpc="http://schemas.microsoft.com/office/word/2010/wordprocessingCanvas" xmlns:cx="http://schemas.microsoft.com/office/drawing/2014/chartex" xmlns:cx1="http://schemas.microsoft.com/office/drawing/2015/9/8/chartex" xmlns:cx2="http://schemas.microsoft.com/office/drawing/2015/10/21/chartex" xmlns:cx3="http://schemas.microsoft.com/office/drawing/2016/5/9/chartex" xmlns:cx4="http://schemas.microsoft.com/office/drawing/2016/5/10/chartex" xmlns:cx5="http://schemas.microsoft.com/office/drawing/2016/5/11/chartex" xmlns:cx6="http://schemas.microsoft.com/office/drawing/2016/5/12/chartex" xmlns:cx7="http://schemas.microsoft.com/office/drawing/2016/5/13/chartex" xmlns:cx8="http://schemas.microsoft.com/office/drawing/2016/5/14/chartex" xmlns:mc="http://schemas.openxmlformats.org/markup-compatibility/2006" xmlns:aink="http://schemas.microsoft.com/office/drawing/2016/ink" xmlns:am3d="http://schemas.microsoft.com/office/drawing/2017/model3d" xmlns:o="urn:schemas-microsoft-com:office:office" xmlns:oel="http://schemas.microsoft.com/office/2019/extlst" xmlns:r="http://schemas.openxmlformats.org/officeDocument/2006/relationships" xmlns:m="http://schemas.openxmlformats.org/officeDocument/2006/math" xmlns:v="urn:schemas-microsoft-com:vml" xmlns:wp14="http://schemas.microsoft.com/office/word/2010/wordprocessingDrawing" xmlns:wp="http://schemas.openxmlformats.org/drawingml/2006/wordprocessingDrawing" xmlns:w10="urn:schemas-microsoft-com:office:word" xmlns:w="http://schemas.openxmlformats.org/wordprocessingml/2006/main" xmlns:w14="http://schemas.microsoft.com/office/word/2010/wordml" xmlns:w15="http://schemas.microsoft.com/office/word/2012/wordml" xmlns:w16cex="http://schemas.microsoft.com/office/word/2018/wordml/cex" xmlns:w16cid="http://schemas.microsoft.com/office/word/2016/wordml/cid" xmlns:w16="http://schemas.microsoft.com/office/word/2018/wordml" xmlns:w16du="http://schemas.microsoft.com/office/word/2023/wordml/word16du" xmlns:w16sdtdh="http://schemas.microsoft.com/office/word/2020/wordml/sdtdatahash" xmlns:w16sdtfl="http://schemas.microsoft.com/office/word/2024/wordml/sdtformatlock" xmlns:w16se="http://schemas.microsoft.com/office/word/2015/wordml/symex" xmlns:wpg="http://schemas.microsoft.com/office/word/2010/wordprocessingGroup" xmlns:wpi="http://schemas.microsoft.com/office/word/2010/wordprocessingInk" xmlns:wne="http://schemas.microsoft.com/office/word/2006/wordml" xmlns:wps="http://schemas.microsoft.com/office/word/2010/wordprocessingShape" mc:Ignorable="w14 w15 w16se w16cid w16 w16cex w16sdtdh w16sdtfl w16du wp14">
   <w:footnote w:type="separator" w:id="-1">
     <w:p>
       <w:pPr>
@@ -2395,7 +2406,7 @@
 </file>
 
 <file path=word/header1.xml><?xml version="1.0" encoding="utf-8"?>
-<w:hdr xmlns:wpc="http://schemas.microsoft.com/office/word/2010/wordprocessingCanvas" xmlns:cx="http://schemas.microsoft.com/office/drawing/2014/chartex" xmlns:mc="http://schemas.openxmlformats.org/markup-compatibility/2006" xmlns:o="urn:schemas-microsoft-com:office:office" xmlns:r="http://schemas.openxmlformats.org/officeDocument/2006/relationships" xmlns:m="http://schemas.openxmlformats.org/officeDocument/2006/math" xmlns:v="urn:schemas-microsoft-com:vml" xmlns:wp14="http://schemas.microsoft.com/office/word/2010/wordprocessingDrawing" xmlns:wp="http://schemas.openxmlformats.org/drawingml/2006/wordprocessingDrawing" xmlns:w10="urn:schemas-microsoft-com:office:word" xmlns:w="http://schemas.openxmlformats.org/wordprocessingml/2006/main" xmlns:w14="http://schemas.microsoft.com/office/word/2010/wordml" xmlns:w15="http://schemas.microsoft.com/office/word/2012/wordml" xmlns:w16se="http://schemas.microsoft.com/office/word/2015/wordml/symex" xmlns:wpg="http://schemas.microsoft.com/office/word/2010/wordprocessingGroup" xmlns:wpi="http://schemas.microsoft.com/office/word/2010/wordprocessingInk" xmlns:wne="http://schemas.microsoft.com/office/word/2006/wordml" xmlns:wps="http://schemas.microsoft.com/office/word/2010/wordprocessingShape" mc:Ignorable="w14 w15 w16se wp14">
+<w:hdr xmlns:wpc="http://schemas.microsoft.com/office/word/2010/wordprocessingCanvas" xmlns:cx="http://schemas.microsoft.com/office/drawing/2014/chartex" xmlns:cx1="http://schemas.microsoft.com/office/drawing/2015/9/8/chartex" xmlns:cx2="http://schemas.microsoft.com/office/drawing/2015/10/21/chartex" xmlns:cx3="http://schemas.microsoft.com/office/drawing/2016/5/9/chartex" xmlns:cx4="http://schemas.microsoft.com/office/drawing/2016/5/10/chartex" xmlns:cx5="http://schemas.microsoft.com/office/drawing/2016/5/11/chartex" xmlns:cx6="http://schemas.microsoft.com/office/drawing/2016/5/12/chartex" xmlns:cx7="http://schemas.microsoft.com/office/drawing/2016/5/13/chartex" xmlns:cx8="http://schemas.microsoft.com/office/drawing/2016/5/14/chartex" xmlns:mc="http://schemas.openxmlformats.org/markup-compatibility/2006" xmlns:aink="http://schemas.microsoft.com/office/drawing/2016/ink" xmlns:am3d="http://schemas.microsoft.com/office/drawing/2017/model3d" xmlns:o="urn:schemas-microsoft-com:office:office" xmlns:oel="http://schemas.microsoft.com/office/2019/extlst" xmlns:r="http://schemas.openxmlformats.org/officeDocument/2006/relationships" xmlns:m="http://schemas.openxmlformats.org/officeDocument/2006/math" xmlns:v="urn:schemas-microsoft-com:vml" xmlns:wp14="http://schemas.microsoft.com/office/word/2010/wordprocessingDrawing" xmlns:wp="http://schemas.openxmlformats.org/drawingml/2006/wordprocessingDrawing" xmlns:w10="urn:schemas-microsoft-com:office:word" xmlns:w="http://schemas.openxmlformats.org/wordprocessingml/2006/main" xmlns:w14="http://schemas.microsoft.com/office/word/2010/wordml" xmlns:w15="http://schemas.microsoft.com/office/word/2012/wordml" xmlns:w16cex="http://schemas.microsoft.com/office/word/2018/wordml/cex" xmlns:w16cid="http://schemas.microsoft.com/office/word/2016/wordml/cid" xmlns:w16="http://schemas.microsoft.com/office/word/2018/wordml" xmlns:w16du="http://schemas.microsoft.com/office/word/2023/wordml/word16du" xmlns:w16sdtdh="http://schemas.microsoft.com/office/word/2020/wordml/sdtdatahash" xmlns:w16sdtfl="http://schemas.microsoft.com/office/word/2024/wordml/sdtformatlock" xmlns:w16se="http://schemas.microsoft.com/office/word/2015/wordml/symex" xmlns:wpg="http://schemas.microsoft.com/office/word/2010/wordprocessingGroup" xmlns:wpi="http://schemas.microsoft.com/office/word/2010/wordprocessingInk" xmlns:wne="http://schemas.microsoft.com/office/word/2006/wordml" xmlns:wps="http://schemas.microsoft.com/office/word/2010/wordprocessingShape" mc:Ignorable="w14 w15 w16se w16cid w16 w16cex w16sdtdh w16sdtfl w16du wp14">
   <w:tbl>
     <w:tblPr>
       <w:tblStyle w:val="Tablaconcuadrcula1"/>
@@ -2620,7 +2631,7 @@
 </file>
 
 <file path=word/numbering.xml><?xml version="1.0" encoding="utf-8"?>
-<w:numbering xmlns:wpc="http://schemas.microsoft.com/office/word/2010/wordprocessingCanvas" xmlns:cx="http://schemas.microsoft.com/office/drawing/2014/chartex" xmlns:mc="http://schemas.openxmlformats.org/markup-compatibility/2006" xmlns:o="urn:schemas-microsoft-com:office:office" xmlns:r="http://schemas.openxmlformats.org/officeDocument/2006/relationships" xmlns:m="http://schemas.openxmlformats.org/officeDocument/2006/math" xmlns:v="urn:schemas-microsoft-com:vml" xmlns:wp14="http://schemas.microsoft.com/office/word/2010/wordprocessingDrawing" xmlns:wp="http://schemas.openxmlformats.org/drawingml/2006/wordprocessingDrawing" xmlns:w10="urn:schemas-microsoft-com:office:word" xmlns:w="http://schemas.openxmlformats.org/wordprocessingml/2006/main" xmlns:w14="http://schemas.microsoft.com/office/word/2010/wordml" xmlns:w15="http://schemas.microsoft.com/office/word/2012/wordml" xmlns:w16se="http://schemas.microsoft.com/office/word/2015/wordml/symex" xmlns:wpg="http://schemas.microsoft.com/office/word/2010/wordprocessingGroup" xmlns:wpi="http://schemas.microsoft.com/office/word/2010/wordprocessingInk" xmlns:wne="http://schemas.microsoft.com/office/word/2006/wordml" xmlns:wps="http://schemas.microsoft.com/office/word/2010/wordprocessingShape" mc:Ignorable="w14 w15 w16se wp14">
+<w:numbering xmlns:wpc="http://schemas.microsoft.com/office/word/2010/wordprocessingCanvas" xmlns:cx="http://schemas.microsoft.com/office/drawing/2014/chartex" xmlns:cx1="http://schemas.microsoft.com/office/drawing/2015/9/8/chartex" xmlns:cx2="http://schemas.microsoft.com/office/drawing/2015/10/21/chartex" xmlns:cx3="http://schemas.microsoft.com/office/drawing/2016/5/9/chartex" xmlns:cx4="http://schemas.microsoft.com/office/drawing/2016/5/10/chartex" xmlns:cx5="http://schemas.microsoft.com/office/drawing/2016/5/11/chartex" xmlns:cx6="http://schemas.microsoft.com/office/drawing/2016/5/12/chartex" xmlns:cx7="http://schemas.microsoft.com/office/drawing/2016/5/13/chartex" xmlns:cx8="http://schemas.microsoft.com/office/drawing/2016/5/14/chartex" xmlns:mc="http://schemas.openxmlformats.org/markup-compatibility/2006" xmlns:aink="http://schemas.microsoft.com/office/drawing/2016/ink" xmlns:am3d="http://schemas.microsoft.com/office/drawing/2017/model3d" xmlns:o="urn:schemas-microsoft-com:office:office" xmlns:oel="http://schemas.microsoft.com/office/2019/extlst" xmlns:r="http://schemas.openxmlformats.org/officeDocument/2006/relationships" xmlns:m="http://schemas.openxmlformats.org/officeDocument/2006/math" xmlns:v="urn:schemas-microsoft-com:vml" xmlns:wp14="http://schemas.microsoft.com/office/word/2010/wordprocessingDrawing" xmlns:wp="http://schemas.openxmlformats.org/drawingml/2006/wordprocessingDrawing" xmlns:w10="urn:schemas-microsoft-com:office:word" xmlns:w="http://schemas.openxmlformats.org/wordprocessingml/2006/main" xmlns:w14="http://schemas.microsoft.com/office/word/2010/wordml" xmlns:w15="http://schemas.microsoft.com/office/word/2012/wordml" xmlns:w16cex="http://schemas.microsoft.com/office/word/2018/wordml/cex" xmlns:w16cid="http://schemas.microsoft.com/office/word/2016/wordml/cid" xmlns:w16="http://schemas.microsoft.com/office/word/2018/wordml" xmlns:w16du="http://schemas.microsoft.com/office/word/2023/wordml/word16du" xmlns:w16sdtdh="http://schemas.microsoft.com/office/word/2020/wordml/sdtdatahash" xmlns:w16sdtfl="http://schemas.microsoft.com/office/word/2024/wordml/sdtformatlock" xmlns:w16se="http://schemas.microsoft.com/office/word/2015/wordml/symex" xmlns:wpg="http://schemas.microsoft.com/office/word/2010/wordprocessingGroup" xmlns:wpi="http://schemas.microsoft.com/office/word/2010/wordprocessingInk" xmlns:wne="http://schemas.microsoft.com/office/word/2006/wordml" xmlns:wps="http://schemas.microsoft.com/office/word/2010/wordprocessingShape" mc:Ignorable="w14 w15 w16se w16cid w16 w16cex w16sdtdh w16sdtfl w16du wp14">
   <w:abstractNum w:abstractNumId="0" w15:restartNumberingAfterBreak="0">
     <w:nsid w:val="114E14AF"/>
     <w:multiLevelType w:val="hybridMultilevel"/>
@@ -3118,6 +3129,119 @@
     </w:lvl>
   </w:abstractNum>
   <w:abstractNum w:abstractNumId="4" w15:restartNumberingAfterBreak="0">
+    <w:nsid w:val="5EBC1582"/>
+    <w:multiLevelType w:val="multilevel"/>
+    <w:tmpl w:val="ACE09A02"/>
+    <w:lvl w:ilvl="0">
+      <w:start w:val="20"/>
+      <w:numFmt w:val="bullet"/>
+      <w:lvlText w:val="●"/>
+      <w:lvlJc w:val="left"/>
+      <w:pPr>
+        <w:ind w:left="720" w:hanging="360"/>
+      </w:pPr>
+      <w:rPr>
+        <w:rFonts w:ascii="Noto Sans Symbols" w:eastAsia="Noto Sans Symbols" w:hAnsi="Noto Sans Symbols" w:cs="Noto Sans Symbols"/>
+      </w:rPr>
+    </w:lvl>
+    <w:lvl w:ilvl="1">
+      <w:start w:val="1"/>
+      <w:numFmt w:val="bullet"/>
+      <w:lvlText w:val="o"/>
+      <w:lvlJc w:val="left"/>
+      <w:pPr>
+        <w:ind w:left="1440" w:hanging="360"/>
+      </w:pPr>
+      <w:rPr>
+        <w:rFonts w:ascii="Courier New" w:eastAsia="Courier New" w:hAnsi="Courier New" w:cs="Courier New"/>
+      </w:rPr>
+    </w:lvl>
+    <w:lvl w:ilvl="2">
+      <w:start w:val="1"/>
+      <w:numFmt w:val="bullet"/>
+      <w:lvlText w:val="▪"/>
+      <w:lvlJc w:val="left"/>
+      <w:pPr>
+        <w:ind w:left="2160" w:hanging="360"/>
+      </w:pPr>
+      <w:rPr>
+        <w:rFonts w:ascii="Noto Sans Symbols" w:eastAsia="Noto Sans Symbols" w:hAnsi="Noto Sans Symbols" w:cs="Noto Sans Symbols"/>
+      </w:rPr>
+    </w:lvl>
+    <w:lvl w:ilvl="3">
+      <w:start w:val="1"/>
+      <w:numFmt w:val="bullet"/>
+      <w:lvlText w:val="●"/>
+      <w:lvlJc w:val="left"/>
+      <w:pPr>
+        <w:ind w:left="2880" w:hanging="360"/>
+      </w:pPr>
+      <w:rPr>
+        <w:rFonts w:ascii="Noto Sans Symbols" w:eastAsia="Noto Sans Symbols" w:hAnsi="Noto Sans Symbols" w:cs="Noto Sans Symbols"/>
+      </w:rPr>
+    </w:lvl>
+    <w:lvl w:ilvl="4">
+      <w:start w:val="1"/>
+      <w:numFmt w:val="bullet"/>
+      <w:lvlText w:val="o"/>
+      <w:lvlJc w:val="left"/>
+      <w:pPr>
+        <w:ind w:left="3600" w:hanging="360"/>
+      </w:pPr>
+      <w:rPr>
+        <w:rFonts w:ascii="Courier New" w:eastAsia="Courier New" w:hAnsi="Courier New" w:cs="Courier New"/>
+      </w:rPr>
+    </w:lvl>
+    <w:lvl w:ilvl="5">
+      <w:start w:val="1"/>
+      <w:numFmt w:val="bullet"/>
+      <w:lvlText w:val="▪"/>
+      <w:lvlJc w:val="left"/>
+      <w:pPr>
+        <w:ind w:left="4320" w:hanging="360"/>
+      </w:pPr>
+      <w:rPr>
+        <w:rFonts w:ascii="Noto Sans Symbols" w:eastAsia="Noto Sans Symbols" w:hAnsi="Noto Sans Symbols" w:cs="Noto Sans Symbols"/>
+      </w:rPr>
+    </w:lvl>
+    <w:lvl w:ilvl="6">
+      <w:start w:val="1"/>
+      <w:numFmt w:val="bullet"/>
+      <w:lvlText w:val="●"/>
+      <w:lvlJc w:val="left"/>
+      <w:pPr>
+        <w:ind w:left="5040" w:hanging="360"/>
+      </w:pPr>
+      <w:rPr>
+        <w:rFonts w:ascii="Noto Sans Symbols" w:eastAsia="Noto Sans Symbols" w:hAnsi="Noto Sans Symbols" w:cs="Noto Sans Symbols"/>
+      </w:rPr>
+    </w:lvl>
+    <w:lvl w:ilvl="7">
+      <w:start w:val="1"/>
+      <w:numFmt w:val="bullet"/>
+      <w:lvlText w:val="o"/>
+      <w:lvlJc w:val="left"/>
+      <w:pPr>
+        <w:ind w:left="5760" w:hanging="360"/>
+      </w:pPr>
+      <w:rPr>
+        <w:rFonts w:ascii="Courier New" w:eastAsia="Courier New" w:hAnsi="Courier New" w:cs="Courier New"/>
+      </w:rPr>
+    </w:lvl>
+    <w:lvl w:ilvl="8">
+      <w:start w:val="1"/>
+      <w:numFmt w:val="bullet"/>
+      <w:lvlText w:val="▪"/>
+      <w:lvlJc w:val="left"/>
+      <w:pPr>
+        <w:ind w:left="6480" w:hanging="360"/>
+      </w:pPr>
+      <w:rPr>
+        <w:rFonts w:ascii="Noto Sans Symbols" w:eastAsia="Noto Sans Symbols" w:hAnsi="Noto Sans Symbols" w:cs="Noto Sans Symbols"/>
+      </w:rPr>
+    </w:lvl>
+  </w:abstractNum>
+  <w:abstractNum w:abstractNumId="5" w15:restartNumberingAfterBreak="0">
     <w:nsid w:val="66494837"/>
     <w:multiLevelType w:val="hybridMultilevel"/>
     <w:tmpl w:val="68BA2608"/>
@@ -3230,7 +3354,7 @@
       </w:rPr>
     </w:lvl>
   </w:abstractNum>
-  <w:abstractNum w:abstractNumId="5" w15:restartNumberingAfterBreak="0">
+  <w:abstractNum w:abstractNumId="6" w15:restartNumberingAfterBreak="0">
     <w:nsid w:val="731E1176"/>
     <w:multiLevelType w:val="hybridMultilevel"/>
     <w:tmpl w:val="AF82A29E"/>
@@ -3320,29 +3444,41 @@
       </w:pPr>
     </w:lvl>
   </w:abstractNum>
-  <w:num w:numId="1">
+  <w:num w:numId="1" w16cid:durableId="776944065">
     <w:abstractNumId w:val="0"/>
   </w:num>
-  <w:num w:numId="2">
+  <w:num w:numId="2" w16cid:durableId="1092430908">
     <w:abstractNumId w:val="2"/>
   </w:num>
-  <w:num w:numId="3">
+  <w:num w:numId="3" w16cid:durableId="1793013318">
+    <w:abstractNumId w:val="6"/>
+  </w:num>
+  <w:num w:numId="4" w16cid:durableId="420181331">
+    <w:abstractNumId w:val="1"/>
+  </w:num>
+  <w:num w:numId="5" w16cid:durableId="1014112501">
+    <w:abstractNumId w:val="3"/>
+  </w:num>
+  <w:num w:numId="6" w16cid:durableId="1980989363">
     <w:abstractNumId w:val="5"/>
   </w:num>
-  <w:num w:numId="4">
-    <w:abstractNumId w:val="1"/>
-  </w:num>
-  <w:num w:numId="5">
-    <w:abstractNumId w:val="3"/>
-  </w:num>
-  <w:num w:numId="6">
+  <w:num w:numId="7" w16cid:durableId="799766421">
     <w:abstractNumId w:val="4"/>
+    <w:lvlOverride w:ilvl="0"/>
+    <w:lvlOverride w:ilvl="1"/>
+    <w:lvlOverride w:ilvl="2"/>
+    <w:lvlOverride w:ilvl="3"/>
+    <w:lvlOverride w:ilvl="4"/>
+    <w:lvlOverride w:ilvl="5"/>
+    <w:lvlOverride w:ilvl="6"/>
+    <w:lvlOverride w:ilvl="7"/>
+    <w:lvlOverride w:ilvl="8"/>
   </w:num>
 </w:numbering>
 </file>
 
 <file path=word/styles.xml><?xml version="1.0" encoding="utf-8"?>
-<w:styles xmlns:mc="http://schemas.openxmlformats.org/markup-compatibility/2006" xmlns:r="http://schemas.openxmlformats.org/officeDocument/2006/relationships" xmlns:w="http://schemas.openxmlformats.org/wordprocessingml/2006/main" xmlns:w14="http://schemas.microsoft.com/office/word/2010/wordml" xmlns:w15="http://schemas.microsoft.com/office/word/2012/wordml" xmlns:w16se="http://schemas.microsoft.com/office/word/2015/wordml/symex" mc:Ignorable="w14 w15 w16se">
+<w:styles xmlns:mc="http://schemas.openxmlformats.org/markup-compatibility/2006" xmlns:r="http://schemas.openxmlformats.org/officeDocument/2006/relationships" xmlns:w="http://schemas.openxmlformats.org/wordprocessingml/2006/main" xmlns:w14="http://schemas.microsoft.com/office/word/2010/wordml" xmlns:w15="http://schemas.microsoft.com/office/word/2012/wordml" xmlns:w16cex="http://schemas.microsoft.com/office/word/2018/wordml/cex" xmlns:w16cid="http://schemas.microsoft.com/office/word/2016/wordml/cid" xmlns:w16="http://schemas.microsoft.com/office/word/2018/wordml" xmlns:w16du="http://schemas.microsoft.com/office/word/2023/wordml/word16du" xmlns:w16sdtdh="http://schemas.microsoft.com/office/word/2020/wordml/sdtdatahash" xmlns:w16sdtfl="http://schemas.microsoft.com/office/word/2024/wordml/sdtformatlock" xmlns:w16se="http://schemas.microsoft.com/office/word/2015/wordml/symex" mc:Ignorable="w14 w15 w16se w16cid w16 w16cex w16sdtdh w16sdtfl w16du">
   <w:docDefaults>
     <w:rPrDefault>
       <w:rPr>
@@ -3354,7 +3490,7 @@
     </w:rPrDefault>
     <w:pPrDefault/>
   </w:docDefaults>
-  <w:latentStyles w:defLockedState="0" w:defUIPriority="99" w:defSemiHidden="0" w:defUnhideWhenUsed="0" w:defQFormat="0" w:count="371">
+  <w:latentStyles w:defLockedState="0" w:defUIPriority="99" w:defSemiHidden="0" w:defUnhideWhenUsed="0" w:defQFormat="0" w:count="376">
     <w:lsdException w:name="Normal" w:uiPriority="0" w:qFormat="1"/>
     <w:lsdException w:name="heading 1" w:uiPriority="9" w:qFormat="1"/>
     <w:lsdException w:name="heading 2" w:semiHidden="1" w:uiPriority="9" w:unhideWhenUsed="1" w:qFormat="1"/>
@@ -3726,6 +3862,11 @@
     <w:lsdException w:name="List Table 5 Dark Accent 6" w:uiPriority="50"/>
     <w:lsdException w:name="List Table 6 Colorful Accent 6" w:uiPriority="51"/>
     <w:lsdException w:name="List Table 7 Colorful Accent 6" w:uiPriority="52"/>
+    <w:lsdException w:name="Mention" w:semiHidden="1" w:unhideWhenUsed="1"/>
+    <w:lsdException w:name="Smart Hyperlink" w:semiHidden="1" w:unhideWhenUsed="1"/>
+    <w:lsdException w:name="Hashtag" w:semiHidden="1" w:unhideWhenUsed="1"/>
+    <w:lsdException w:name="Unresolved Mention" w:semiHidden="1" w:unhideWhenUsed="1"/>
+    <w:lsdException w:name="Smart Link" w:semiHidden="1" w:unhideWhenUsed="1"/>
   </w:latentStyles>
   <w:style w:type="paragraph" w:default="1" w:styleId="Normal">
     <w:name w:val="Normal"/>
@@ -3764,7 +3905,6 @@
   <w:style w:type="character" w:default="1" w:styleId="Fuentedeprrafopredeter">
     <w:name w:val="Default Paragraph Font"/>
     <w:uiPriority w:val="1"/>
-    <w:semiHidden/>
     <w:unhideWhenUsed/>
   </w:style>
   <w:style w:type="table" w:default="1" w:styleId="Tablanormal">
@@ -4035,6 +4175,29 @@
     <w:name w:val="eop"/>
     <w:basedOn w:val="Fuentedeprrafopredeter"/>
     <w:rsid w:val="00B4008E"/>
+  </w:style>
+  <w:style w:type="character" w:styleId="Hipervnculo">
+    <w:name w:val="Hyperlink"/>
+    <w:basedOn w:val="Fuentedeprrafopredeter"/>
+    <w:uiPriority w:val="99"/>
+    <w:unhideWhenUsed/>
+    <w:rsid w:val="0070477F"/>
+    <w:rPr>
+      <w:color w:val="0563C1" w:themeColor="hyperlink"/>
+      <w:u w:val="single"/>
+    </w:rPr>
+  </w:style>
+  <w:style w:type="character" w:styleId="Mencinsinresolver">
+    <w:name w:val="Unresolved Mention"/>
+    <w:basedOn w:val="Fuentedeprrafopredeter"/>
+    <w:uiPriority w:val="99"/>
+    <w:semiHidden/>
+    <w:unhideWhenUsed/>
+    <w:rsid w:val="0070477F"/>
+    <w:rPr>
+      <w:color w:val="605E5C"/>
+      <w:shd w:val="clear" w:color="auto" w:fill="E1DFDD"/>
+    </w:rPr>
   </w:style>
 </w:styles>
 </file>
@@ -4335,6 +4498,12 @@
 </file>
 
 <file path=customXml/item1.xml><?xml version="1.0" encoding="utf-8"?>
+<p:properties xmlns:p="http://schemas.microsoft.com/office/2006/metadata/properties" xmlns:xsi="http://www.w3.org/2001/XMLSchema-instance" xmlns:pc="http://schemas.microsoft.com/office/infopath/2007/PartnerControls">
+  <documentManagement/>
+</p:properties>
+</file>
+
+<file path=customXml/item2.xml><?xml version="1.0" encoding="utf-8"?>
 <ct:contentTypeSchema xmlns:ct="http://schemas.microsoft.com/office/2006/metadata/contentType" xmlns:ma="http://schemas.microsoft.com/office/2006/metadata/properties/metaAttributes" ct:_="" ma:_="" ma:contentTypeName="Documento" ma:contentTypeID="0x010100E96778489EE7714D8BD12CC105EB918B" ma:contentTypeVersion="2" ma:contentTypeDescription="Crear nuevo documento." ma:contentTypeScope="" ma:versionID="416c5c7ae9b5d54d83875cd3c65194e3">
   <xsd:schema xmlns:xsd="http://www.w3.org/2001/XMLSchema" xmlns:xs="http://www.w3.org/2001/XMLSchema" xmlns:p="http://schemas.microsoft.com/office/2006/metadata/properties" xmlns:ns2="126e8a1c-9ea9-435a-ac89-d06c80d62e30" targetNamespace="http://schemas.microsoft.com/office/2006/metadata/properties" ma:root="true" ma:fieldsID="70a237c842677bd850644f8595079f5e" ns2:_="">
     <xsd:import namespace="126e8a1c-9ea9-435a-ac89-d06c80d62e30"/>
@@ -4466,13 +4635,11 @@
 </ct:contentTypeSchema>
 </file>
 
-<file path=customXml/item2.xml><?xml version="1.0" encoding="utf-8"?>
-<p:properties xmlns:p="http://schemas.microsoft.com/office/2006/metadata/properties" xmlns:xsi="http://www.w3.org/2001/XMLSchema-instance" xmlns:pc="http://schemas.microsoft.com/office/infopath/2007/PartnerControls">
-  <documentManagement/>
-</p:properties>
+<file path=customXml/item3.xml><?xml version="1.0" encoding="utf-8"?>
+<b:Sources xmlns:b="http://schemas.openxmlformats.org/officeDocument/2006/bibliography" xmlns="http://schemas.openxmlformats.org/officeDocument/2006/bibliography" SelectedStyle="\APASixthEditionOfficeOnline.xsl" StyleName="APA" Version="6"/>
 </file>
 
-<file path=customXml/item3.xml><?xml version="1.0" encoding="utf-8"?>
+<file path=customXml/item4.xml><?xml version="1.0" encoding="utf-8"?>
 <?mso-contentType ?>
 <FormTemplates xmlns="http://schemas.microsoft.com/sharepoint/v3/contenttype/forms">
   <Display>DocumentLibraryForm</Display>
@@ -4481,11 +4648,16 @@
 </FormTemplates>
 </file>
 
-<file path=customXml/item4.xml><?xml version="1.0" encoding="utf-8"?>
-<b:Sources xmlns:b="http://schemas.openxmlformats.org/officeDocument/2006/bibliography" xmlns="http://schemas.openxmlformats.org/officeDocument/2006/bibliography" SelectedStyle="\APASixthEditionOfficeOnline.xsl" StyleName="APA" Version="6"/>
+<file path=customXml/itemProps1.xml><?xml version="1.0" encoding="utf-8"?>
+<ds:datastoreItem xmlns:ds="http://schemas.openxmlformats.org/officeDocument/2006/customXml" ds:itemID="{372B79FC-6971-4544-98C5-83069028712A}">
+  <ds:schemaRefs>
+    <ds:schemaRef ds:uri="http://schemas.microsoft.com/office/2006/metadata/properties"/>
+    <ds:schemaRef ds:uri="http://schemas.microsoft.com/office/infopath/2007/PartnerControls"/>
+  </ds:schemaRefs>
+</ds:datastoreItem>
 </file>
 
-<file path=customXml/itemProps1.xml><?xml version="1.0" encoding="utf-8"?>
+<file path=customXml/itemProps2.xml><?xml version="1.0" encoding="utf-8"?>
 <ds:datastoreItem xmlns:ds="http://schemas.openxmlformats.org/officeDocument/2006/customXml" ds:itemID="{1A4E63CB-0BBC-477D-B96D-0B1E89CFECED}">
   <ds:schemaRefs>
     <ds:schemaRef ds:uri="http://schemas.microsoft.com/office/2006/metadata/contentType"/>
@@ -4503,34 +4675,18 @@
 </ds:datastoreItem>
 </file>
 
-<file path=customXml/itemProps2.xml><?xml version="1.0" encoding="utf-8"?>
-<ds:datastoreItem xmlns:ds="http://schemas.openxmlformats.org/officeDocument/2006/customXml" ds:itemID="{372B79FC-6971-4544-98C5-83069028712A}">
+<file path=customXml/itemProps3.xml><?xml version="1.0" encoding="utf-8"?>
+<ds:datastoreItem xmlns:ds="http://schemas.openxmlformats.org/officeDocument/2006/customXml" ds:itemID="{BDCED711-E314-4C22-B587-D275DD8897EC}">
   <ds:schemaRefs>
-    <ds:schemaRef ds:uri="http://purl.org/dc/dcmitype/"/>
-    <ds:schemaRef ds:uri="http://purl.org/dc/elements/1.1/"/>
-    <ds:schemaRef ds:uri="http://www.w3.org/XML/1998/namespace"/>
-    <ds:schemaRef ds:uri="126e8a1c-9ea9-435a-ac89-d06c80d62e30"/>
-    <ds:schemaRef ds:uri="http://schemas.microsoft.com/office/2006/documentManagement/types"/>
-    <ds:schemaRef ds:uri="http://purl.org/dc/terms/"/>
-    <ds:schemaRef ds:uri="http://schemas.microsoft.com/office/infopath/2007/PartnerControls"/>
-    <ds:schemaRef ds:uri="http://schemas.openxmlformats.org/package/2006/metadata/core-properties"/>
-    <ds:schemaRef ds:uri="http://schemas.microsoft.com/office/2006/metadata/properties"/>
+    <ds:schemaRef ds:uri="http://schemas.openxmlformats.org/officeDocument/2006/bibliography"/>
   </ds:schemaRefs>
 </ds:datastoreItem>
 </file>
 
-<file path=customXml/itemProps3.xml><?xml version="1.0" encoding="utf-8"?>
+<file path=customXml/itemProps4.xml><?xml version="1.0" encoding="utf-8"?>
 <ds:datastoreItem xmlns:ds="http://schemas.openxmlformats.org/officeDocument/2006/customXml" ds:itemID="{DB26575A-B7B3-4412-B642-D3B0845180CC}">
   <ds:schemaRefs>
     <ds:schemaRef ds:uri="http://schemas.microsoft.com/sharepoint/v3/contenttype/forms"/>
   </ds:schemaRefs>
 </ds:datastoreItem>
-</file>
-
-<file path=customXml/itemProps4.xml><?xml version="1.0" encoding="utf-8"?>
-<ds:datastoreItem xmlns:ds="http://schemas.openxmlformats.org/officeDocument/2006/customXml" ds:itemID="{BDCED711-E314-4C22-B587-D275DD8897EC}">
-  <ds:schemaRefs>
-    <ds:schemaRef ds:uri="http://schemas.openxmlformats.org/officeDocument/2006/bibliography"/>
-  </ds:schemaRefs>
-</ds:datastoreItem>
 </file>
--- a/Fase 2/Evidencias Grupales/2.6_GuiaEstudiante_Fase 2_Informe Final Proyecto APT.docx
+++ b/Fase 2/Evidencias Grupales/2.6_GuiaEstudiante_Fase 2_Informe Final Proyecto APT.docx
@@ -1082,188 +1082,86 @@
           <w:p>
             <w:pPr>
               <w:pStyle w:val="paragraph"/>
-              <w:numPr>
-                <w:ilvl w:val="0"/>
-                <w:numId w:val="6"/>
-              </w:numPr>
-              <w:spacing w:before="0" w:beforeAutospacing="0" w:after="0" w:afterAutospacing="0"/>
-              <w:ind w:left="301" w:hanging="283"/>
+              <w:spacing w:after="0"/>
               <w:jc w:val="both"/>
               <w:textAlignment w:val="baseline"/>
               <w:rPr>
-                <w:rFonts w:ascii="Segoe UI" w:hAnsi="Segoe UI" w:cs="Segoe UI"/>
-                <w:color w:val="0070C0"/>
-                <w:sz w:val="18"/>
-                <w:szCs w:val="18"/>
-              </w:rPr>
-            </w:pPr>
-            <w:r>
-              <w:rPr>
-                <w:rStyle w:val="normaltextrun"/>
-                <w:rFonts w:ascii="Calibri" w:hAnsi="Calibri" w:cs="Calibri"/>
-                <w:i/>
-                <w:iCs/>
-                <w:color w:val="0070C0"/>
-                <w:sz w:val="18"/>
-                <w:szCs w:val="18"/>
-              </w:rPr>
-              <w:t>Señala qu</w:t>
-            </w:r>
-            <w:r>
-              <w:rPr>
                 <w:rStyle w:val="normaltextrun"/>
                 <w:rFonts w:ascii="Segoe UI" w:hAnsi="Segoe UI" w:cs="Segoe UI"/>
-                <w:i/>
-                <w:iCs/>
                 <w:color w:val="0070C0"/>
                 <w:sz w:val="18"/>
                 <w:szCs w:val="18"/>
               </w:rPr>
-              <w:t>é</w:t>
-            </w:r>
+            </w:pPr>
             <w:r>
               <w:rPr>
                 <w:rStyle w:val="normaltextrun"/>
-                <w:rFonts w:ascii="Calibri" w:hAnsi="Calibri" w:cs="Calibri"/>
-                <w:i/>
-                <w:iCs/>
+                <w:rFonts w:ascii="Segoe UI" w:hAnsi="Segoe UI" w:cs="Segoe UI"/>
                 <w:color w:val="0070C0"/>
                 <w:sz w:val="18"/>
                 <w:szCs w:val="18"/>
               </w:rPr>
-              <w:t xml:space="preserve"> problema busc</w:t>
+              <w:t xml:space="preserve">Instacotiza buscó (y busca) </w:t>
             </w:r>
             <w:r>
               <w:rPr>
                 <w:rStyle w:val="normaltextrun"/>
-                <w:rFonts w:ascii="Calibri" w:hAnsi="Calibri" w:cs="Calibri"/>
-                <w:i/>
-                <w:iCs/>
+                <w:rFonts w:ascii="Segoe UI" w:hAnsi="Segoe UI" w:cs="Segoe UI"/>
                 <w:color w:val="0070C0"/>
                 <w:sz w:val="18"/>
                 <w:szCs w:val="18"/>
               </w:rPr>
-              <w:t>ó</w:t>
+              <w:t xml:space="preserve">ser </w:t>
             </w:r>
             <w:r>
               <w:rPr>
                 <w:rStyle w:val="normaltextrun"/>
-                <w:rFonts w:ascii="Calibri" w:hAnsi="Calibri" w:cs="Calibri"/>
-                <w:i/>
-                <w:iCs/>
+                <w:rFonts w:ascii="Segoe UI" w:hAnsi="Segoe UI" w:cs="Segoe UI"/>
                 <w:color w:val="0070C0"/>
                 <w:sz w:val="18"/>
                 <w:szCs w:val="18"/>
               </w:rPr>
-              <w:t xml:space="preserve"> solucionar tu proyecto</w:t>
+              <w:t>solución para acelerar los procesos de negocio de las empresas, entregándoles un centro para crear, generar y gestionar cotizaciones para sus clientes desde cualquier dispositivo</w:t>
             </w:r>
             <w:r>
               <w:rPr>
                 <w:rStyle w:val="normaltextrun"/>
-                <w:rFonts w:ascii="Calibri" w:hAnsi="Calibri" w:cs="Calibri"/>
-                <w:i/>
-                <w:iCs/>
+                <w:rFonts w:ascii="Segoe UI" w:hAnsi="Segoe UI" w:cs="Segoe UI"/>
                 <w:color w:val="0070C0"/>
                 <w:sz w:val="18"/>
                 <w:szCs w:val="18"/>
               </w:rPr>
-              <w:t xml:space="preserve"> y</w:t>
+              <w:t>, c</w:t>
             </w:r>
             <w:r>
               <w:rPr>
                 <w:rStyle w:val="normaltextrun"/>
-                <w:rFonts w:ascii="Calibri" w:hAnsi="Calibri" w:cs="Calibri"/>
-                <w:i/>
-                <w:iCs/>
+                <w:rFonts w:ascii="Segoe UI" w:hAnsi="Segoe UI" w:cs="Segoe UI"/>
                 <w:color w:val="0070C0"/>
                 <w:sz w:val="18"/>
                 <w:szCs w:val="18"/>
               </w:rPr>
+              <w:t>on un actual foco particular en las obras civiles y con una mirada a expandirse a más rubros en el futuro.</w:t>
+            </w:r>
+            <w:r>
+              <w:rPr>
+                <w:rStyle w:val="normaltextrun"/>
+                <w:rFonts w:ascii="Segoe UI" w:hAnsi="Segoe UI" w:cs="Segoe UI"/>
+                <w:color w:val="0070C0"/>
+                <w:sz w:val="18"/>
+                <w:szCs w:val="18"/>
+              </w:rPr>
               <w:t xml:space="preserve"> </w:t>
             </w:r>
-            <w:r>
-              <w:rPr>
-                <w:rStyle w:val="normaltextrun"/>
-                <w:rFonts w:ascii="Calibri" w:hAnsi="Calibri" w:cs="Calibri"/>
-                <w:i/>
-                <w:iCs/>
-                <w:color w:val="0070C0"/>
-                <w:sz w:val="18"/>
-                <w:szCs w:val="18"/>
-              </w:rPr>
-              <w:t>su</w:t>
-            </w:r>
-            <w:r>
-              <w:rPr>
-                <w:rStyle w:val="normaltextrun"/>
-                <w:rFonts w:ascii="Calibri" w:hAnsi="Calibri" w:cs="Calibri"/>
-                <w:i/>
-                <w:iCs/>
-                <w:color w:val="0070C0"/>
-                <w:sz w:val="18"/>
-                <w:szCs w:val="18"/>
-              </w:rPr>
-              <w:t xml:space="preserve"> relevancia para e</w:t>
-            </w:r>
-            <w:r>
-              <w:rPr>
-                <w:rStyle w:val="normaltextrun"/>
-                <w:rFonts w:ascii="Calibri" w:hAnsi="Calibri" w:cs="Calibri"/>
-                <w:i/>
-                <w:iCs/>
-                <w:color w:val="0070C0"/>
-                <w:sz w:val="18"/>
-                <w:szCs w:val="18"/>
-              </w:rPr>
-              <w:t>l</w:t>
-            </w:r>
-            <w:r>
-              <w:rPr>
-                <w:rStyle w:val="normaltextrun"/>
-                <w:rFonts w:ascii="Calibri" w:hAnsi="Calibri" w:cs="Calibri"/>
-                <w:i/>
-                <w:iCs/>
-                <w:color w:val="0070C0"/>
-                <w:sz w:val="18"/>
-                <w:szCs w:val="18"/>
-              </w:rPr>
-              <w:t xml:space="preserve"> contexto de la profesión</w:t>
-            </w:r>
-            <w:r>
-              <w:rPr>
-                <w:rStyle w:val="normaltextrun"/>
-                <w:rFonts w:ascii="Calibri" w:hAnsi="Calibri" w:cs="Calibri"/>
-                <w:i/>
-                <w:iCs/>
-                <w:color w:val="0070C0"/>
-                <w:sz w:val="18"/>
-                <w:szCs w:val="18"/>
-              </w:rPr>
-              <w:t>. Algunas preguntas que pueden ayudarte a responder este apartado son: </w:t>
-            </w:r>
-            <w:r>
-              <w:rPr>
-                <w:rStyle w:val="eop"/>
-                <w:rFonts w:ascii="Calibri" w:hAnsi="Calibri" w:cs="Calibri"/>
-                <w:color w:val="0070C0"/>
-                <w:sz w:val="18"/>
-                <w:szCs w:val="18"/>
-              </w:rPr>
-              <w:t> </w:t>
-            </w:r>
           </w:p>
           <w:p>
             <w:pPr>
               <w:pStyle w:val="paragraph"/>
-              <w:numPr>
-                <w:ilvl w:val="0"/>
-                <w:numId w:val="5"/>
-              </w:numPr>
-              <w:spacing w:before="0" w:beforeAutospacing="0" w:after="0" w:afterAutospacing="0"/>
+              <w:spacing w:after="0"/>
               <w:jc w:val="both"/>
               <w:textAlignment w:val="baseline"/>
               <w:rPr>
-                <w:rFonts w:ascii="Calibri" w:hAnsi="Calibri" w:cs="Calibri"/>
+                <w:rFonts w:ascii="Segoe UI" w:hAnsi="Segoe UI" w:cs="Segoe UI"/>
                 <w:color w:val="0070C0"/>
                 <w:sz w:val="18"/>
                 <w:szCs w:val="18"/>
@@ -1272,232 +1170,68 @@
             <w:r>
               <w:rPr>
                 <w:rStyle w:val="normaltextrun"/>
-                <w:rFonts w:ascii="Calibri" w:hAnsi="Calibri" w:cs="Calibri"/>
-                <w:i/>
-                <w:iCs/>
+                <w:rFonts w:ascii="Segoe UI" w:hAnsi="Segoe UI" w:cs="Segoe UI"/>
                 <w:color w:val="0070C0"/>
                 <w:sz w:val="18"/>
                 <w:szCs w:val="18"/>
               </w:rPr>
-              <w:t>¿Por qué es relevante este tema para el campo laboral de tu carrera?</w:t>
-            </w:r>
-            <w:r>
-              <w:rPr>
-                <w:rStyle w:val="eop"/>
-                <w:rFonts w:ascii="Calibri" w:hAnsi="Calibri" w:cs="Calibri"/>
+              <w:t xml:space="preserve">Es relevante para el campo laboral de la carrera puesto que, si bien se tiene un </w:t>
+            </w:r>
+            <w:proofErr w:type="spellStart"/>
+            <w:r>
+              <w:rPr>
+                <w:rStyle w:val="normaltextrun"/>
+                <w:rFonts w:ascii="Segoe UI" w:hAnsi="Segoe UI" w:cs="Segoe UI"/>
                 <w:color w:val="0070C0"/>
                 <w:sz w:val="18"/>
                 <w:szCs w:val="18"/>
               </w:rPr>
-              <w:t> </w:t>
-            </w:r>
-          </w:p>
-          <w:p>
-            <w:pPr>
-              <w:pStyle w:val="paragraph"/>
-              <w:numPr>
-                <w:ilvl w:val="0"/>
-                <w:numId w:val="5"/>
-              </w:numPr>
-              <w:spacing w:before="0" w:beforeAutospacing="0" w:after="0" w:afterAutospacing="0"/>
-              <w:jc w:val="both"/>
-              <w:textAlignment w:val="baseline"/>
-              <w:rPr>
-                <w:rFonts w:ascii="Calibri" w:hAnsi="Calibri" w:cs="Calibri"/>
+              <w:t>early</w:t>
+            </w:r>
+            <w:proofErr w:type="spellEnd"/>
+            <w:r>
+              <w:rPr>
+                <w:rStyle w:val="normaltextrun"/>
+                <w:rFonts w:ascii="Segoe UI" w:hAnsi="Segoe UI" w:cs="Segoe UI"/>
                 <w:color w:val="0070C0"/>
                 <w:sz w:val="18"/>
                 <w:szCs w:val="18"/>
               </w:rPr>
-            </w:pPr>
+              <w:t xml:space="preserve"> </w:t>
+            </w:r>
+            <w:proofErr w:type="spellStart"/>
             <w:r>
               <w:rPr>
                 <w:rStyle w:val="normaltextrun"/>
-                <w:rFonts w:ascii="Calibri" w:hAnsi="Calibri" w:cs="Calibri"/>
-                <w:i/>
-                <w:iCs/>
+                <w:rFonts w:ascii="Segoe UI" w:hAnsi="Segoe UI" w:cs="Segoe UI"/>
                 <w:color w:val="0070C0"/>
                 <w:sz w:val="18"/>
                 <w:szCs w:val="18"/>
               </w:rPr>
-              <w:t>¿Dónde se ubica la situación que vas a abordar? (Ej.: País, región, comuna o institución) ¿Cuáles son las características principales de ese lugar? </w:t>
-            </w:r>
-            <w:r>
-              <w:rPr>
-                <w:rStyle w:val="eop"/>
-                <w:rFonts w:ascii="Calibri" w:hAnsi="Calibri" w:cs="Calibri"/>
+              <w:t>adopter</w:t>
+            </w:r>
+            <w:proofErr w:type="spellEnd"/>
+            <w:r>
+              <w:rPr>
+                <w:rStyle w:val="normaltextrun"/>
+                <w:rFonts w:ascii="Segoe UI" w:hAnsi="Segoe UI" w:cs="Segoe UI"/>
                 <w:color w:val="0070C0"/>
                 <w:sz w:val="18"/>
                 <w:szCs w:val="18"/>
               </w:rPr>
-              <w:t> </w:t>
-            </w:r>
-          </w:p>
-          <w:p>
-            <w:pPr>
-              <w:pStyle w:val="paragraph"/>
-              <w:numPr>
-                <w:ilvl w:val="0"/>
-                <w:numId w:val="5"/>
-              </w:numPr>
-              <w:spacing w:before="0" w:beforeAutospacing="0" w:after="0" w:afterAutospacing="0"/>
-              <w:jc w:val="both"/>
-              <w:textAlignment w:val="baseline"/>
-              <w:rPr>
-                <w:rFonts w:ascii="Calibri" w:hAnsi="Calibri" w:cs="Calibri"/>
+              <w:t xml:space="preserve">, es al final eso, un adoptante temprano y no un cliente particular. Instacotiza busca evidenciar que el trabajo de un informático no siempre debiese ser por demanda o solicitud sino también puede surgir debido a la propia iniciativa de ofrecer un servicio. Chile por ahora es el foco principal del proyecto, en nuestro país </w:t>
+            </w:r>
+            <w:r>
+              <w:rPr>
+                <w:rStyle w:val="normaltextrun"/>
+                <w:rFonts w:ascii="Segoe UI" w:hAnsi="Segoe UI" w:cs="Segoe UI"/>
                 <w:color w:val="0070C0"/>
                 <w:sz w:val="18"/>
                 <w:szCs w:val="18"/>
               </w:rPr>
-            </w:pPr>
-            <w:r>
-              <w:rPr>
-                <w:rStyle w:val="normaltextrun"/>
-                <w:rFonts w:ascii="Calibri" w:hAnsi="Calibri" w:cs="Calibri"/>
-                <w:i/>
-                <w:iCs/>
-                <w:color w:val="0070C0"/>
-                <w:sz w:val="18"/>
-                <w:szCs w:val="18"/>
-              </w:rPr>
-              <w:t xml:space="preserve">¿A quiénes afecta o impacta la situación que </w:t>
-            </w:r>
-            <w:r>
-              <w:rPr>
-                <w:rStyle w:val="normaltextrun"/>
-                <w:rFonts w:ascii="Calibri" w:hAnsi="Calibri" w:cs="Calibri"/>
-                <w:i/>
-                <w:iCs/>
-                <w:color w:val="0070C0"/>
-                <w:sz w:val="18"/>
-                <w:szCs w:val="18"/>
-              </w:rPr>
-              <w:t>abordaste</w:t>
-            </w:r>
-            <w:r>
-              <w:rPr>
-                <w:rStyle w:val="normaltextrun"/>
-                <w:rFonts w:ascii="Calibri" w:hAnsi="Calibri" w:cs="Calibri"/>
-                <w:i/>
-                <w:iCs/>
-                <w:color w:val="0070C0"/>
-                <w:sz w:val="18"/>
-                <w:szCs w:val="18"/>
-              </w:rPr>
-              <w:t>? (Ej.: Grupo etario, usuarios de algún servicio, etc.).</w:t>
-            </w:r>
-            <w:r>
-              <w:rPr>
-                <w:rStyle w:val="eop"/>
-                <w:rFonts w:ascii="Calibri" w:hAnsi="Calibri" w:cs="Calibri"/>
-                <w:color w:val="0070C0"/>
-                <w:sz w:val="18"/>
-                <w:szCs w:val="18"/>
-              </w:rPr>
-              <w:t> </w:t>
-            </w:r>
-          </w:p>
-          <w:p>
-            <w:pPr>
-              <w:pStyle w:val="paragraph"/>
-              <w:numPr>
-                <w:ilvl w:val="0"/>
-                <w:numId w:val="5"/>
-              </w:numPr>
-              <w:spacing w:before="0" w:beforeAutospacing="0" w:after="0" w:afterAutospacing="0"/>
-              <w:jc w:val="both"/>
-              <w:textAlignment w:val="baseline"/>
-              <w:rPr>
-                <w:rFonts w:ascii="Calibri" w:hAnsi="Calibri" w:cs="Calibri"/>
-                <w:color w:val="0070C0"/>
-                <w:sz w:val="18"/>
-                <w:szCs w:val="18"/>
-              </w:rPr>
-            </w:pPr>
-            <w:r>
-              <w:rPr>
-                <w:rStyle w:val="normaltextrun"/>
-                <w:rFonts w:ascii="Calibri" w:hAnsi="Calibri" w:cs="Calibri"/>
-                <w:i/>
-                <w:iCs/>
-                <w:color w:val="0070C0"/>
-                <w:sz w:val="18"/>
-                <w:szCs w:val="18"/>
-              </w:rPr>
-              <w:t xml:space="preserve">¿Cuál </w:t>
-            </w:r>
-            <w:r>
-              <w:rPr>
-                <w:rStyle w:val="normaltextrun"/>
-                <w:rFonts w:ascii="Calibri" w:hAnsi="Calibri" w:cs="Calibri"/>
-                <w:i/>
-                <w:iCs/>
-                <w:color w:val="0070C0"/>
-                <w:sz w:val="18"/>
-                <w:szCs w:val="18"/>
-              </w:rPr>
-              <w:t>fue</w:t>
-            </w:r>
-            <w:r>
-              <w:rPr>
-                <w:rStyle w:val="normaltextrun"/>
-                <w:rFonts w:ascii="Calibri" w:hAnsi="Calibri" w:cs="Calibri"/>
-                <w:i/>
-                <w:iCs/>
-                <w:color w:val="0070C0"/>
-                <w:sz w:val="18"/>
-                <w:szCs w:val="18"/>
-              </w:rPr>
-              <w:t xml:space="preserve"> el aporte de valor (real o simulado) de tu Proyecto APT para el contexto laboral y/o social en que se situ</w:t>
-            </w:r>
-            <w:r>
-              <w:rPr>
-                <w:rStyle w:val="normaltextrun"/>
-                <w:rFonts w:ascii="Calibri" w:hAnsi="Calibri" w:cs="Calibri"/>
-                <w:i/>
-                <w:iCs/>
-                <w:color w:val="0070C0"/>
-                <w:sz w:val="18"/>
-                <w:szCs w:val="18"/>
-              </w:rPr>
-              <w:t>ó</w:t>
-            </w:r>
-            <w:r>
-              <w:rPr>
-                <w:rStyle w:val="normaltextrun"/>
-                <w:rFonts w:ascii="Calibri" w:hAnsi="Calibri" w:cs="Calibri"/>
-                <w:i/>
-                <w:iCs/>
-                <w:color w:val="0070C0"/>
-                <w:sz w:val="18"/>
-                <w:szCs w:val="18"/>
-              </w:rPr>
-              <w:t>?</w:t>
-            </w:r>
-            <w:r>
-              <w:rPr>
-                <w:rStyle w:val="eop"/>
-                <w:rFonts w:ascii="Calibri" w:hAnsi="Calibri" w:cs="Calibri"/>
-                <w:color w:val="0070C0"/>
-                <w:sz w:val="18"/>
-                <w:szCs w:val="18"/>
-              </w:rPr>
-              <w:t> </w:t>
-            </w:r>
-          </w:p>
-          <w:p>
-            <w:pPr>
-              <w:pStyle w:val="Prrafodelista"/>
-              <w:spacing w:after="0" w:line="240" w:lineRule="auto"/>
-              <w:jc w:val="both"/>
-              <w:rPr>
-                <w:rFonts w:ascii="Calibri" w:hAnsi="Calibri" w:cs="Arial"/>
-                <w:i/>
-                <w:color w:val="0070C0"/>
-                <w:sz w:val="18"/>
-                <w:szCs w:val="20"/>
-                <w:lang w:eastAsia="es-CL"/>
-              </w:rPr>
-            </w:pPr>
+              <w:lastRenderedPageBreak/>
+              <w:t>la construcción es un rubro con personas que no necesariamente saben manejarse con herramientas de ofimática móvil, siendo estos los principales beneficiarios del servicio, siendo así una herramienta para cualquiera, que permite manejar, acelerar y tener orden sobre las cotizaciones.</w:t>
+            </w:r>
           </w:p>
         </w:tc>
       </w:tr>
@@ -1594,6 +1328,7 @@
                 <w:lang w:val="es-MX" w:eastAsia="es-CL"/>
               </w:rPr>
             </w:pPr>
+            <w:proofErr w:type="spellStart"/>
             <w:r>
               <w:rPr>
                 <w:rFonts w:ascii="Calibri" w:hAnsi="Calibri" w:cs="Arial"/>
@@ -1614,7 +1349,19 @@
                 <w:szCs w:val="20"/>
                 <w:lang w:val="es-MX" w:eastAsia="es-CL"/>
               </w:rPr>
-              <w:t>ífico:</w:t>
+              <w:t>ífico</w:t>
+            </w:r>
+            <w:proofErr w:type="spellEnd"/>
+            <w:r>
+              <w:rPr>
+                <w:rFonts w:ascii="Calibri" w:hAnsi="Calibri" w:cs="Arial"/>
+                <w:i/>
+                <w:color w:val="0070C0"/>
+                <w:sz w:val="18"/>
+                <w:szCs w:val="20"/>
+                <w:lang w:val="es-MX" w:eastAsia="es-CL"/>
+              </w:rPr>
+              <w:t>:</w:t>
             </w:r>
           </w:p>
           <w:p>
@@ -1638,7 +1385,44 @@
                 <w:szCs w:val="20"/>
                 <w:lang w:val="es-MX" w:eastAsia="es-CL"/>
               </w:rPr>
-              <w:t>El proyecto busca diseñar un sistema web responsive que permitirá la realización de presupuestos de ventas para distintos sectores. Además, permitirá, para usuarios no registrados, guardar plantillas de cotizaciones para volverlas a cargar al sitio usando archivos en formato '.json'. Para usuarios registrados permitirá guardar las plantillas en la nube para poder tener un acceso más rápido y sincronizado entre dispositivos.</w:t>
+              <w:t xml:space="preserve">El proyecto busca diseñar un sistema web responsive que permitirá la realización de presupuestos de ventas para distintos sectores. Además, permitirá, para usuarios no registrados, guardar plantillas de cotizaciones para volverlas a cargar al sitio usando archivos en formato </w:t>
+            </w:r>
+            <w:proofErr w:type="gramStart"/>
+            <w:r>
+              <w:rPr>
+                <w:rFonts w:ascii="Calibri" w:hAnsi="Calibri" w:cs="Arial"/>
+                <w:i/>
+                <w:color w:val="0070C0"/>
+                <w:sz w:val="18"/>
+                <w:szCs w:val="20"/>
+                <w:lang w:val="es-MX" w:eastAsia="es-CL"/>
+              </w:rPr>
+              <w:t>'.</w:t>
+            </w:r>
+            <w:proofErr w:type="spellStart"/>
+            <w:r>
+              <w:rPr>
+                <w:rFonts w:ascii="Calibri" w:hAnsi="Calibri" w:cs="Arial"/>
+                <w:i/>
+                <w:color w:val="0070C0"/>
+                <w:sz w:val="18"/>
+                <w:szCs w:val="20"/>
+                <w:lang w:val="es-MX" w:eastAsia="es-CL"/>
+              </w:rPr>
+              <w:t>json</w:t>
+            </w:r>
+            <w:proofErr w:type="spellEnd"/>
+            <w:proofErr w:type="gramEnd"/>
+            <w:r>
+              <w:rPr>
+                <w:rFonts w:ascii="Calibri" w:hAnsi="Calibri" w:cs="Arial"/>
+                <w:i/>
+                <w:color w:val="0070C0"/>
+                <w:sz w:val="18"/>
+                <w:szCs w:val="20"/>
+                <w:lang w:val="es-MX" w:eastAsia="es-CL"/>
+              </w:rPr>
+              <w:t>'. Para usuarios registrados permitirá guardar las plantillas en la nube para poder tener un acceso más rápido y sincronizado entre dispositivos.</w:t>
             </w:r>
           </w:p>
           <w:p>
@@ -1727,30 +1511,174 @@
                 <w:szCs w:val="20"/>
                 <w:lang w:eastAsia="es-CL"/>
               </w:rPr>
-              <w:t xml:space="preserve"> una metodología ágil (scrum) basada en las actualizaciones, mejoras, cambios semanales (sprints) en el proyecto con participación activa del early adopter y el uso de una carta gantt como guía para tener referencias del progreso de desarrollo del proyecto en base al cumplimiento de 5 épicas principales. El desarrollo se dividirá en 3 Épicas.</w:t>
-            </w:r>
-          </w:p>
-          <w:p>
-            <w:pPr>
-              <w:rPr>
-                <w:rFonts w:ascii="Calibri" w:hAnsi="Calibri" w:cs="Arial"/>
-                <w:i/>
-                <w:color w:val="0070C0"/>
-                <w:sz w:val="18"/>
-                <w:szCs w:val="20"/>
-                <w:lang w:eastAsia="es-CL"/>
-              </w:rPr>
-            </w:pPr>
-            <w:r>
-              <w:rPr>
-                <w:rFonts w:ascii="Calibri" w:hAnsi="Calibri" w:cs="Arial"/>
-                <w:i/>
-                <w:color w:val="0070C0"/>
-                <w:sz w:val="18"/>
-                <w:szCs w:val="20"/>
-                <w:lang w:eastAsia="es-CL"/>
-              </w:rPr>
-              <w:t>Esta metodología es esencial para el proyecto pues es la que permite tener una interacción constante con el early adopter, permitiendo corregir, modificar o añadir elementos al proyecto de forma ágil sin necesitar de un proceso más burocrático y extenso.</w:t>
+              <w:t xml:space="preserve"> una metodología ágil (scrum) basada en las actualizaciones, mejoras, cambios semanales (sprints) en el proyecto con </w:t>
+            </w:r>
+            <w:proofErr w:type="gramStart"/>
+            <w:r>
+              <w:rPr>
+                <w:rFonts w:ascii="Calibri" w:hAnsi="Calibri" w:cs="Arial"/>
+                <w:i/>
+                <w:color w:val="0070C0"/>
+                <w:sz w:val="18"/>
+                <w:szCs w:val="20"/>
+                <w:lang w:eastAsia="es-CL"/>
+              </w:rPr>
+              <w:t>participación activa</w:t>
+            </w:r>
+            <w:proofErr w:type="gramEnd"/>
+            <w:r>
+              <w:rPr>
+                <w:rFonts w:ascii="Calibri" w:hAnsi="Calibri" w:cs="Arial"/>
+                <w:i/>
+                <w:color w:val="0070C0"/>
+                <w:sz w:val="18"/>
+                <w:szCs w:val="20"/>
+                <w:lang w:eastAsia="es-CL"/>
+              </w:rPr>
+              <w:t xml:space="preserve"> del </w:t>
+            </w:r>
+            <w:proofErr w:type="spellStart"/>
+            <w:r>
+              <w:rPr>
+                <w:rFonts w:ascii="Calibri" w:hAnsi="Calibri" w:cs="Arial"/>
+                <w:i/>
+                <w:color w:val="0070C0"/>
+                <w:sz w:val="18"/>
+                <w:szCs w:val="20"/>
+                <w:lang w:eastAsia="es-CL"/>
+              </w:rPr>
+              <w:t>early</w:t>
+            </w:r>
+            <w:proofErr w:type="spellEnd"/>
+            <w:r>
+              <w:rPr>
+                <w:rFonts w:ascii="Calibri" w:hAnsi="Calibri" w:cs="Arial"/>
+                <w:i/>
+                <w:color w:val="0070C0"/>
+                <w:sz w:val="18"/>
+                <w:szCs w:val="20"/>
+                <w:lang w:eastAsia="es-CL"/>
+              </w:rPr>
+              <w:t xml:space="preserve"> </w:t>
+            </w:r>
+            <w:proofErr w:type="spellStart"/>
+            <w:r>
+              <w:rPr>
+                <w:rFonts w:ascii="Calibri" w:hAnsi="Calibri" w:cs="Arial"/>
+                <w:i/>
+                <w:color w:val="0070C0"/>
+                <w:sz w:val="18"/>
+                <w:szCs w:val="20"/>
+                <w:lang w:eastAsia="es-CL"/>
+              </w:rPr>
+              <w:t>adopter</w:t>
+            </w:r>
+            <w:proofErr w:type="spellEnd"/>
+            <w:r>
+              <w:rPr>
+                <w:rFonts w:ascii="Calibri" w:hAnsi="Calibri" w:cs="Arial"/>
+                <w:i/>
+                <w:color w:val="0070C0"/>
+                <w:sz w:val="18"/>
+                <w:szCs w:val="20"/>
+                <w:lang w:eastAsia="es-CL"/>
+              </w:rPr>
+              <w:t xml:space="preserve"> y el uso de una carta </w:t>
+            </w:r>
+            <w:proofErr w:type="spellStart"/>
+            <w:r>
+              <w:rPr>
+                <w:rFonts w:ascii="Calibri" w:hAnsi="Calibri" w:cs="Arial"/>
+                <w:i/>
+                <w:color w:val="0070C0"/>
+                <w:sz w:val="18"/>
+                <w:szCs w:val="20"/>
+                <w:lang w:eastAsia="es-CL"/>
+              </w:rPr>
+              <w:t>gantt</w:t>
+            </w:r>
+            <w:proofErr w:type="spellEnd"/>
+            <w:r>
+              <w:rPr>
+                <w:rFonts w:ascii="Calibri" w:hAnsi="Calibri" w:cs="Arial"/>
+                <w:i/>
+                <w:color w:val="0070C0"/>
+                <w:sz w:val="18"/>
+                <w:szCs w:val="20"/>
+                <w:lang w:eastAsia="es-CL"/>
+              </w:rPr>
+              <w:t xml:space="preserve"> como guía para tener referencias del progreso de desarrollo del proyecto en base al cumplimiento de 5 épicas principales. El desarrollo se dividirá en 3 Épicas.</w:t>
+            </w:r>
+          </w:p>
+          <w:p>
+            <w:pPr>
+              <w:rPr>
+                <w:rFonts w:ascii="Calibri" w:hAnsi="Calibri" w:cs="Arial"/>
+                <w:i/>
+                <w:color w:val="0070C0"/>
+                <w:sz w:val="18"/>
+                <w:szCs w:val="20"/>
+                <w:lang w:eastAsia="es-CL"/>
+              </w:rPr>
+            </w:pPr>
+            <w:r>
+              <w:rPr>
+                <w:rFonts w:ascii="Calibri" w:hAnsi="Calibri" w:cs="Arial"/>
+                <w:i/>
+                <w:color w:val="0070C0"/>
+                <w:sz w:val="18"/>
+                <w:szCs w:val="20"/>
+                <w:lang w:eastAsia="es-CL"/>
+              </w:rPr>
+              <w:t xml:space="preserve">Esta metodología es esencial para el proyecto pues es la que permite tener una interacción constante con el </w:t>
+            </w:r>
+            <w:proofErr w:type="spellStart"/>
+            <w:r>
+              <w:rPr>
+                <w:rFonts w:ascii="Calibri" w:hAnsi="Calibri" w:cs="Arial"/>
+                <w:i/>
+                <w:color w:val="0070C0"/>
+                <w:sz w:val="18"/>
+                <w:szCs w:val="20"/>
+                <w:lang w:eastAsia="es-CL"/>
+              </w:rPr>
+              <w:t>early</w:t>
+            </w:r>
+            <w:proofErr w:type="spellEnd"/>
+            <w:r>
+              <w:rPr>
+                <w:rFonts w:ascii="Calibri" w:hAnsi="Calibri" w:cs="Arial"/>
+                <w:i/>
+                <w:color w:val="0070C0"/>
+                <w:sz w:val="18"/>
+                <w:szCs w:val="20"/>
+                <w:lang w:eastAsia="es-CL"/>
+              </w:rPr>
+              <w:t xml:space="preserve"> </w:t>
+            </w:r>
+            <w:proofErr w:type="spellStart"/>
+            <w:r>
+              <w:rPr>
+                <w:rFonts w:ascii="Calibri" w:hAnsi="Calibri" w:cs="Arial"/>
+                <w:i/>
+                <w:color w:val="0070C0"/>
+                <w:sz w:val="18"/>
+                <w:szCs w:val="20"/>
+                <w:lang w:eastAsia="es-CL"/>
+              </w:rPr>
+              <w:t>adopter</w:t>
+            </w:r>
+            <w:proofErr w:type="spellEnd"/>
+            <w:r>
+              <w:rPr>
+                <w:rFonts w:ascii="Calibri" w:hAnsi="Calibri" w:cs="Arial"/>
+                <w:i/>
+                <w:color w:val="0070C0"/>
+                <w:sz w:val="18"/>
+                <w:szCs w:val="20"/>
+                <w:lang w:eastAsia="es-CL"/>
+              </w:rPr>
+              <w:t>, permitiendo corregir, modificar o añadir elementos al proyecto de forma ágil sin necesitar de un proceso más burocrático y extenso.</w:t>
             </w:r>
           </w:p>
         </w:tc>
@@ -1887,7 +1815,55 @@
                 <w:szCs w:val="20"/>
                 <w:lang w:eastAsia="es-CL"/>
               </w:rPr>
-              <w:t>Desarrollo (EPICA 1 a 3): Semana 5 a 12. Abarca el desarrollo duro del proyecto, donde se desarrollan sus componentes principales, la base de datos y las funciones y métodos que harán funcionar las principales características del proyecto, siendo estas los cotizadores (para registrados y no registrados) y todo lo que abarca la gestión de usuarios. Las mayores dificultades se tuvieron con la integración del backend en mongoDB, que finalmente se solucionó montando un api en un servicio externo (render).</w:t>
+              <w:t xml:space="preserve">Desarrollo (EPICA 1 a 3): Semana 5 a 12. Abarca el desarrollo duro del proyecto, donde se desarrollan sus componentes principales, la base de datos y las funciones y métodos que harán funcionar las principales características del proyecto, siendo estas los </w:t>
+            </w:r>
+            <w:proofErr w:type="spellStart"/>
+            <w:r>
+              <w:rPr>
+                <w:rFonts w:ascii="Calibri" w:hAnsi="Calibri" w:cs="Arial"/>
+                <w:i/>
+                <w:color w:val="0070C0"/>
+                <w:sz w:val="18"/>
+                <w:szCs w:val="20"/>
+                <w:lang w:eastAsia="es-CL"/>
+              </w:rPr>
+              <w:t>cotizadores</w:t>
+            </w:r>
+            <w:proofErr w:type="spellEnd"/>
+            <w:r>
+              <w:rPr>
+                <w:rFonts w:ascii="Calibri" w:hAnsi="Calibri" w:cs="Arial"/>
+                <w:i/>
+                <w:color w:val="0070C0"/>
+                <w:sz w:val="18"/>
+                <w:szCs w:val="20"/>
+                <w:lang w:eastAsia="es-CL"/>
+              </w:rPr>
+              <w:t xml:space="preserve"> (para registrados y no registrados) y todo lo que abarca la gestión de usuarios. Las mayores dificultades se tuvieron con la integración del backend en </w:t>
+            </w:r>
+            <w:proofErr w:type="spellStart"/>
+            <w:r>
+              <w:rPr>
+                <w:rFonts w:ascii="Calibri" w:hAnsi="Calibri" w:cs="Arial"/>
+                <w:i/>
+                <w:color w:val="0070C0"/>
+                <w:sz w:val="18"/>
+                <w:szCs w:val="20"/>
+                <w:lang w:eastAsia="es-CL"/>
+              </w:rPr>
+              <w:t>mongoDB</w:t>
+            </w:r>
+            <w:proofErr w:type="spellEnd"/>
+            <w:r>
+              <w:rPr>
+                <w:rFonts w:ascii="Calibri" w:hAnsi="Calibri" w:cs="Arial"/>
+                <w:i/>
+                <w:color w:val="0070C0"/>
+                <w:sz w:val="18"/>
+                <w:szCs w:val="20"/>
+                <w:lang w:eastAsia="es-CL"/>
+              </w:rPr>
+              <w:t>, que finalmente se solucionó montando un api en un servicio externo (render).</w:t>
             </w:r>
           </w:p>
           <w:p>
@@ -2004,6 +1980,7 @@
                 <w:color w:val="1F3864" w:themeColor="accent1" w:themeShade="80"/>
                 <w:sz w:val="18"/>
               </w:rPr>
+              <w:lastRenderedPageBreak/>
               <w:t>5. Evidencias</w:t>
             </w:r>
           </w:p>
@@ -2096,7 +2073,6 @@
                 <w:sz w:val="18"/>
                 <w:szCs w:val="18"/>
               </w:rPr>
-              <w:lastRenderedPageBreak/>
               <w:t>6</w:t>
             </w:r>
             <w:r>
@@ -2144,13 +2120,7 @@
           </w:tcPr>
           <w:p>
             <w:pPr>
-              <w:pStyle w:val="Prrafodelista"/>
-              <w:numPr>
-                <w:ilvl w:val="0"/>
-                <w:numId w:val="1"/>
-              </w:numPr>
               <w:spacing w:after="0" w:line="240" w:lineRule="auto"/>
-              <w:ind w:left="314" w:hanging="284"/>
               <w:jc w:val="both"/>
               <w:rPr>
                 <w:rFonts w:ascii="Calibri" w:hAnsi="Calibri" w:cs="Arial"/>
@@ -2172,9 +2142,13 @@
                 <w:szCs w:val="18"/>
                 <w:lang w:eastAsia="es-CL"/>
               </w:rPr>
-              <w:t xml:space="preserve">Reflexión sobre el aporte del Proyecto APT en el </w:t>
-            </w:r>
-            <w:r>
+              <w:t>Como grupo, el proyecto nos ha servido para aumentar nuestros conocimientos en los cargos que decidimos tomar para desarrollar el proyecto, particularmente:</w:t>
+            </w:r>
+          </w:p>
+          <w:p>
+            <w:pPr>
+              <w:spacing w:after="0" w:line="240" w:lineRule="auto"/>
+              <w:jc w:val="both"/>
               <w:rPr>
                 <w:rFonts w:ascii="Calibri" w:hAnsi="Calibri" w:cs="Arial"/>
                 <w:i/>
@@ -2184,11 +2158,16 @@
                 <w:szCs w:val="18"/>
                 <w:lang w:eastAsia="es-CL"/>
               </w:rPr>
-              <w:t xml:space="preserve">desarrollo </w:t>
-            </w:r>
-            <w:r>
-              <w:rPr>
-                <w:rFonts w:ascii="Calibri" w:hAnsi="Calibri" w:cs="Arial"/>
+            </w:pPr>
+          </w:p>
+          <w:p>
+            <w:pPr>
+              <w:spacing w:after="0" w:line="240" w:lineRule="auto"/>
+              <w:jc w:val="both"/>
+              <w:rPr>
+                <w:rFonts w:ascii="Calibri" w:hAnsi="Calibri" w:cs="Arial"/>
+                <w:b/>
+                <w:bCs/>
                 <w:i/>
                 <w:iCs/>
                 <w:color w:val="0070C0"/>
@@ -2196,43 +2175,42 @@
                 <w:szCs w:val="18"/>
                 <w:lang w:eastAsia="es-CL"/>
               </w:rPr>
-              <w:t>de los intereses profesionales.</w:t>
-            </w:r>
-          </w:p>
-          <w:p>
-            <w:pPr>
-              <w:pStyle w:val="Prrafodelista"/>
+            </w:pPr>
+            <w:r>
+              <w:rPr>
+                <w:rFonts w:ascii="Calibri" w:hAnsi="Calibri" w:cs="Arial"/>
+                <w:b/>
+                <w:bCs/>
+                <w:i/>
+                <w:iCs/>
+                <w:color w:val="0070C0"/>
+                <w:sz w:val="18"/>
+                <w:szCs w:val="18"/>
+                <w:lang w:eastAsia="es-CL"/>
+              </w:rPr>
+              <w:t>Jorge Muñoz:</w:t>
+            </w:r>
+          </w:p>
+          <w:p>
+            <w:pPr>
+              <w:spacing w:after="0" w:line="240" w:lineRule="auto"/>
               <w:jc w:val="both"/>
               <w:rPr>
                 <w:rFonts w:ascii="Calibri" w:hAnsi="Calibri" w:cs="Arial"/>
-                <w:i/>
-                <w:color w:val="0070C0"/>
-                <w:sz w:val="18"/>
-                <w:szCs w:val="20"/>
-                <w:lang w:eastAsia="es-CL"/>
-              </w:rPr>
-            </w:pPr>
-            <w:r>
-              <w:rPr>
-                <w:rFonts w:ascii="Calibri" w:hAnsi="Calibri" w:cs="Arial"/>
-                <w:i/>
-                <w:color w:val="0070C0"/>
-                <w:sz w:val="18"/>
-                <w:szCs w:val="20"/>
-                <w:lang w:eastAsia="es-CL"/>
-              </w:rPr>
-              <w:t>¿De qué manera tu Proyecto APT te sirvió para tener mayor conocimiento de tus intereses profesionales? Luego de terminar tu Proyecto APT, ¿tus intereses profesionales siguen siendo los mismos que planteaste al comienzo de la asignatura?</w:t>
-            </w:r>
-          </w:p>
-          <w:p>
-            <w:pPr>
-              <w:pStyle w:val="Prrafodelista"/>
-              <w:numPr>
-                <w:ilvl w:val="0"/>
-                <w:numId w:val="1"/>
-              </w:numPr>
+                <w:b/>
+                <w:bCs/>
+                <w:i/>
+                <w:iCs/>
+                <w:color w:val="0070C0"/>
+                <w:sz w:val="18"/>
+                <w:szCs w:val="18"/>
+                <w:lang w:eastAsia="es-CL"/>
+              </w:rPr>
+            </w:pPr>
+          </w:p>
+          <w:p>
+            <w:pPr>
               <w:spacing w:after="0" w:line="240" w:lineRule="auto"/>
-              <w:ind w:left="314" w:hanging="284"/>
               <w:jc w:val="both"/>
               <w:rPr>
                 <w:rFonts w:ascii="Calibri" w:hAnsi="Calibri" w:cs="Arial"/>
@@ -2240,7 +2218,7 @@
                 <w:iCs/>
                 <w:color w:val="0070C0"/>
                 <w:sz w:val="18"/>
-                <w:szCs w:val="20"/>
+                <w:szCs w:val="18"/>
                 <w:lang w:eastAsia="es-CL"/>
               </w:rPr>
             </w:pPr>
@@ -2251,60 +2229,243 @@
                 <w:iCs/>
                 <w:color w:val="0070C0"/>
                 <w:sz w:val="18"/>
-                <w:szCs w:val="20"/>
-                <w:lang w:eastAsia="es-CL"/>
-              </w:rPr>
-              <w:t>Proyecciones laborales a partir de Proyecto APT.</w:t>
-            </w:r>
-          </w:p>
-          <w:p>
-            <w:pPr>
-              <w:pStyle w:val="Prrafodelista"/>
+                <w:szCs w:val="18"/>
+                <w:lang w:eastAsia="es-CL"/>
+              </w:rPr>
+              <w:t>Instacotiza me sirvió mucho para tener una experiencia más real en lo que se refiere a datos y backend, personalmente siento que me ha hecho gustar más de las bases de datos en particular, configurar la api y el desafío que fue conectar el proyecto desde el backend a la base de datos, además del desarrollo de las funciones para generar los documentos me han hecho mejorar en mis capacidades de lógica de programación</w:t>
+            </w:r>
+            <w:r>
+              <w:rPr>
+                <w:rFonts w:ascii="Calibri" w:hAnsi="Calibri" w:cs="Arial"/>
+                <w:i/>
+                <w:iCs/>
+                <w:color w:val="0070C0"/>
+                <w:sz w:val="18"/>
+                <w:szCs w:val="18"/>
+                <w:lang w:eastAsia="es-CL"/>
+              </w:rPr>
+              <w:t xml:space="preserve">, </w:t>
+            </w:r>
+            <w:r>
+              <w:rPr>
+                <w:rFonts w:ascii="Calibri" w:hAnsi="Calibri" w:cs="Arial"/>
+                <w:i/>
+                <w:iCs/>
+                <w:color w:val="0070C0"/>
+                <w:sz w:val="18"/>
+                <w:szCs w:val="18"/>
+                <w:lang w:eastAsia="es-CL"/>
+              </w:rPr>
+              <w:t xml:space="preserve">por lo que no solo mis intereses profesionales son en sí los mismos, sino que ahora con mucha más </w:t>
+            </w:r>
+            <w:r>
+              <w:rPr>
+                <w:rFonts w:ascii="Calibri" w:hAnsi="Calibri" w:cs="Arial"/>
+                <w:i/>
+                <w:iCs/>
+                <w:color w:val="0070C0"/>
+                <w:sz w:val="18"/>
+                <w:szCs w:val="18"/>
+                <w:lang w:eastAsia="es-CL"/>
+              </w:rPr>
+              <w:t>razón</w:t>
+            </w:r>
+            <w:r>
+              <w:rPr>
+                <w:rFonts w:ascii="Calibri" w:hAnsi="Calibri" w:cs="Arial"/>
+                <w:i/>
+                <w:iCs/>
+                <w:color w:val="0070C0"/>
+                <w:sz w:val="18"/>
+                <w:szCs w:val="18"/>
+                <w:lang w:eastAsia="es-CL"/>
+              </w:rPr>
+              <w:t>. Me gustaría explorar más el mundo de las bases de datos, creo que a futuro podría estudiar más el tema del tratamiento de datos y particularmente las bases de datos no relacionales.</w:t>
+            </w:r>
+          </w:p>
+          <w:p>
+            <w:pPr>
+              <w:spacing w:after="0" w:line="240" w:lineRule="auto"/>
               <w:jc w:val="both"/>
               <w:rPr>
                 <w:rFonts w:ascii="Calibri" w:hAnsi="Calibri" w:cs="Arial"/>
                 <w:i/>
-                <w:color w:val="0070C0"/>
-                <w:sz w:val="18"/>
-                <w:szCs w:val="20"/>
-                <w:lang w:eastAsia="es-CL"/>
-              </w:rPr>
-            </w:pPr>
-            <w:r>
-              <w:rPr>
-                <w:rFonts w:ascii="Calibri" w:hAnsi="Calibri" w:cs="Arial"/>
-                <w:i/>
-                <w:color w:val="0070C0"/>
-                <w:sz w:val="18"/>
-                <w:szCs w:val="20"/>
-                <w:lang w:eastAsia="es-CL"/>
-              </w:rPr>
-              <w:t>¿Qué intereses profesionales te gustaría explorar o seguir profundizando?</w:t>
-            </w:r>
-          </w:p>
-          <w:p>
-            <w:pPr>
-              <w:pStyle w:val="Prrafodelista"/>
+                <w:iCs/>
+                <w:color w:val="0070C0"/>
+                <w:sz w:val="18"/>
+                <w:szCs w:val="18"/>
+                <w:lang w:eastAsia="es-CL"/>
+              </w:rPr>
+            </w:pPr>
+          </w:p>
+          <w:p>
+            <w:pPr>
+              <w:spacing w:after="0" w:line="240" w:lineRule="auto"/>
               <w:jc w:val="both"/>
               <w:rPr>
                 <w:rFonts w:ascii="Calibri" w:hAnsi="Calibri" w:cs="Arial"/>
-                <w:i/>
-                <w:color w:val="0070C0"/>
-                <w:sz w:val="18"/>
-                <w:szCs w:val="20"/>
-                <w:lang w:eastAsia="es-CL"/>
-              </w:rPr>
-            </w:pPr>
-            <w:r>
-              <w:rPr>
-                <w:rFonts w:ascii="Calibri" w:hAnsi="Calibri" w:cs="Arial"/>
-                <w:i/>
-                <w:color w:val="0070C0"/>
-                <w:sz w:val="18"/>
-                <w:szCs w:val="20"/>
-                <w:lang w:eastAsia="es-CL"/>
-              </w:rPr>
-              <w:t xml:space="preserve">¿Cómo te proyectas laboralmente después de haber terminado tu Proyecto APT? </w:t>
+                <w:b/>
+                <w:bCs/>
+                <w:i/>
+                <w:iCs/>
+                <w:color w:val="0070C0"/>
+                <w:sz w:val="18"/>
+                <w:szCs w:val="18"/>
+                <w:lang w:eastAsia="es-CL"/>
+              </w:rPr>
+            </w:pPr>
+            <w:r>
+              <w:rPr>
+                <w:rFonts w:ascii="Calibri" w:hAnsi="Calibri" w:cs="Arial"/>
+                <w:b/>
+                <w:bCs/>
+                <w:i/>
+                <w:iCs/>
+                <w:color w:val="0070C0"/>
+                <w:sz w:val="18"/>
+                <w:szCs w:val="18"/>
+                <w:lang w:eastAsia="es-CL"/>
+              </w:rPr>
+              <w:t>Valentina Jamett</w:t>
+            </w:r>
+            <w:r>
+              <w:rPr>
+                <w:rFonts w:ascii="Calibri" w:hAnsi="Calibri" w:cs="Arial"/>
+                <w:b/>
+                <w:bCs/>
+                <w:i/>
+                <w:iCs/>
+                <w:color w:val="0070C0"/>
+                <w:sz w:val="18"/>
+                <w:szCs w:val="18"/>
+                <w:lang w:eastAsia="es-CL"/>
+              </w:rPr>
+              <w:t>:</w:t>
+            </w:r>
+          </w:p>
+          <w:p>
+            <w:pPr>
+              <w:spacing w:after="0" w:line="240" w:lineRule="auto"/>
+              <w:jc w:val="both"/>
+              <w:rPr>
+                <w:rFonts w:ascii="Calibri" w:hAnsi="Calibri" w:cs="Arial"/>
+                <w:i/>
+                <w:iCs/>
+                <w:color w:val="0070C0"/>
+                <w:sz w:val="18"/>
+                <w:szCs w:val="18"/>
+                <w:lang w:eastAsia="es-CL"/>
+              </w:rPr>
+            </w:pPr>
+            <w:r>
+              <w:rPr>
+                <w:rFonts w:ascii="Calibri" w:hAnsi="Calibri" w:cs="Arial"/>
+                <w:i/>
+                <w:iCs/>
+                <w:color w:val="0070C0"/>
+                <w:sz w:val="18"/>
+                <w:szCs w:val="18"/>
+                <w:lang w:eastAsia="es-CL"/>
+              </w:rPr>
+              <w:t xml:space="preserve">Nuestro proyecto APT ayudó a profundizar el tema de programación en </w:t>
+            </w:r>
+            <w:proofErr w:type="spellStart"/>
+            <w:r>
+              <w:rPr>
+                <w:rFonts w:ascii="Calibri" w:hAnsi="Calibri" w:cs="Arial"/>
+                <w:i/>
+                <w:iCs/>
+                <w:color w:val="0070C0"/>
+                <w:sz w:val="18"/>
+                <w:szCs w:val="18"/>
+                <w:lang w:eastAsia="es-CL"/>
+              </w:rPr>
+              <w:t>front-end</w:t>
+            </w:r>
+            <w:proofErr w:type="spellEnd"/>
+            <w:r>
+              <w:rPr>
+                <w:rFonts w:ascii="Calibri" w:hAnsi="Calibri" w:cs="Arial"/>
+                <w:i/>
+                <w:iCs/>
+                <w:color w:val="0070C0"/>
+                <w:sz w:val="18"/>
+                <w:szCs w:val="18"/>
+                <w:lang w:eastAsia="es-CL"/>
+              </w:rPr>
+              <w:t>, entre experimentar con el uso de frameworks para diseño y la implementación de funciones nuevas (como barras de carga) permit</w:t>
+            </w:r>
+            <w:r>
+              <w:rPr>
+                <w:rFonts w:ascii="Calibri" w:hAnsi="Calibri" w:cs="Arial"/>
+                <w:i/>
+                <w:iCs/>
+                <w:color w:val="0070C0"/>
+                <w:sz w:val="18"/>
+                <w:szCs w:val="18"/>
+                <w:lang w:eastAsia="es-CL"/>
+              </w:rPr>
+              <w:t>i</w:t>
+            </w:r>
+            <w:r>
+              <w:rPr>
+                <w:rFonts w:ascii="Calibri" w:hAnsi="Calibri" w:cs="Arial"/>
+                <w:i/>
+                <w:iCs/>
+                <w:color w:val="0070C0"/>
+                <w:sz w:val="18"/>
+                <w:szCs w:val="18"/>
+                <w:lang w:eastAsia="es-CL"/>
+              </w:rPr>
+              <w:t>ó abrir la puerta a herramientas y técnicas no vistas anteriormente.</w:t>
+            </w:r>
+            <w:r>
+              <w:rPr>
+                <w:rFonts w:ascii="Calibri" w:hAnsi="Calibri" w:cs="Arial"/>
+                <w:i/>
+                <w:iCs/>
+                <w:color w:val="0070C0"/>
+                <w:sz w:val="18"/>
+                <w:szCs w:val="18"/>
+                <w:lang w:eastAsia="es-CL"/>
+              </w:rPr>
+              <w:t xml:space="preserve"> Respecto a mis proyecciones laborales e</w:t>
+            </w:r>
+            <w:r>
+              <w:rPr>
+                <w:rFonts w:ascii="Calibri" w:hAnsi="Calibri" w:cs="Arial"/>
+                <w:i/>
+                <w:iCs/>
+                <w:color w:val="0070C0"/>
+                <w:sz w:val="18"/>
+                <w:szCs w:val="18"/>
+                <w:lang w:eastAsia="es-CL"/>
+              </w:rPr>
+              <w:t>n lo personal, me gustaría seguir explorando el diseño web, ya que hasta ahora es en lo que me siento más cómoda. Por ahora, me visualizo para trabajar en empresas pequeñas que requieran apoyo en páginas web.</w:t>
+            </w:r>
+          </w:p>
+          <w:p>
+            <w:pPr>
+              <w:jc w:val="both"/>
+              <w:rPr>
+                <w:rFonts w:ascii="Calibri" w:hAnsi="Calibri" w:cs="Arial"/>
+                <w:i/>
+                <w:color w:val="0070C0"/>
+                <w:sz w:val="18"/>
+                <w:szCs w:val="20"/>
+                <w:lang w:eastAsia="es-CL"/>
+              </w:rPr>
+            </w:pPr>
+            <w:r>
+              <w:rPr>
+                <w:rFonts w:ascii="Calibri" w:hAnsi="Calibri" w:cs="Arial"/>
+                <w:i/>
+                <w:color w:val="0070C0"/>
+                <w:sz w:val="18"/>
+                <w:szCs w:val="20"/>
+                <w:lang w:eastAsia="es-CL"/>
+              </w:rPr>
+              <w:t xml:space="preserve"> </w:t>
             </w:r>
           </w:p>
         </w:tc>
